--- a/modelo.docx
+++ b/modelo.docx
@@ -1,14 +1,14 @@
 
 <file path=word/document.xml><?xml version="1.0" encoding="utf-8"?>
-<w:document xmlns:w="http://schemas.openxmlformats.org/wordprocessingml/2006/main" xmlns:m="http://schemas.openxmlformats.org/officeDocument/2006/math" xmlns:r="http://schemas.openxmlformats.org/officeDocument/2006/relationships" xmlns:o="urn:schemas-microsoft-com:office:office" xmlns:v="urn:schemas-microsoft-com:vml" xmlns:w10="urn:schemas-microsoft-com:office:word" xmlns:a="http://schemas.openxmlformats.org/drawingml/2006/main" xmlns:pic="http://schemas.openxmlformats.org/drawingml/2006/picture" xmlns:wp="http://schemas.openxmlformats.org/drawingml/2006/wordprocessingDrawing">
+<w:document xmlns:wpc="http://schemas.microsoft.com/office/word/2010/wordprocessingCanvas" xmlns:mc="http://schemas.openxmlformats.org/markup-compatibility/2006" xmlns:o="urn:schemas-microsoft-com:office:office" xmlns:r="http://schemas.openxmlformats.org/officeDocument/2006/relationships" xmlns:m="http://schemas.openxmlformats.org/officeDocument/2006/math" xmlns:v="urn:schemas-microsoft-com:vml" xmlns:wp14="http://schemas.microsoft.com/office/word/2010/wordprocessingDrawing" xmlns:wp="http://schemas.openxmlformats.org/drawingml/2006/wordprocessingDrawing" xmlns:w10="urn:schemas-microsoft-com:office:word" xmlns:w="http://schemas.openxmlformats.org/wordprocessingml/2006/main" xmlns:w14="http://schemas.microsoft.com/office/word/2010/wordml" xmlns:w15="http://schemas.microsoft.com/office/word/2012/wordml" xmlns:wpg="http://schemas.microsoft.com/office/word/2010/wordprocessingGroup" xmlns:wpi="http://schemas.microsoft.com/office/word/2010/wordprocessingInk" xmlns:wne="http://schemas.microsoft.com/office/word/2006/wordml" xmlns:wps="http://schemas.microsoft.com/office/word/2010/wordprocessingShape" mc:Ignorable="w14 w15 wp14">
   <w:body>
-    <w:bookmarkStart w:id="20" w:name="contrato-de-prestação-de-serviços-modelo"/>
-    <w:p>
-      <w:pPr>
-        <w:pStyle w:val="Heading1"/>
-      </w:pPr>
-      <w:r>
-        <w:t xml:space="preserve">CONTRATO DE PRESTAÇÃO DE SERVIÇOS (MODELO)</w:t>
+    <w:p>
+      <w:pPr>
+        <w:pStyle w:val="Ttulo1"/>
+      </w:pPr>
+      <w:bookmarkStart w:id="0" w:name="contrato-de-prestação-de-serviços-modelo"/>
+      <w:r>
+        <w:t>CONTRATO DE PRESTAÇÃO DE SERVIÇOS (MODELO)</w:t>
       </w:r>
     </w:p>
     <w:p>
@@ -20,313 +20,300 @@
           <w:b/>
           <w:bCs/>
         </w:rPr>
-        <w:t xml:space="preserve">CONTRATANTE</w:t>
-      </w:r>
-    </w:p>
-    <w:p>
-      <w:pPr>
-        <w:pStyle w:val="BodyText"/>
-      </w:pPr>
-      <w:r>
-        <w:t xml:space="preserve">Razão Social:</w:t>
-      </w:r>
-      <w:r>
-        <w:t xml:space="preserve"> </w:t>
+        <w:t>CONTRATANTE</w:t>
+      </w:r>
+    </w:p>
+    <w:p>
+      <w:pPr>
+        <w:pStyle w:val="Corpodetexto"/>
+      </w:pPr>
+      <w:proofErr w:type="spellStart"/>
+      <w:r>
+        <w:t>Razão</w:t>
+      </w:r>
+      <w:proofErr w:type="spellEnd"/>
+      <w:r>
+        <w:t xml:space="preserve"> Social: </w:t>
+      </w:r>
+      <w:r>
+        <w:t>{</w:t>
+      </w:r>
+      <w:proofErr w:type="gramStart"/>
+      <w:r>
+        <w:t xml:space="preserve">{ </w:t>
+      </w:r>
+      <w:proofErr w:type="spellStart"/>
+      <w:r>
+        <w:t>razao</w:t>
+      </w:r>
+      <w:proofErr w:type="gramEnd"/>
+      <w:r>
+        <w:t>_social</w:t>
+      </w:r>
+      <w:proofErr w:type="spellEnd"/>
+      <w:r>
+        <w:t xml:space="preserve"> }}</w:t>
+      </w:r>
+      <w:bookmarkStart w:id="1" w:name="_GoBack"/>
+      <w:bookmarkEnd w:id="1"/>
+      <w:r>
+        <w:br/>
+        <w:t xml:space="preserve">Nome Fantasia: </w:t>
       </w:r>
       <w:r>
         <w:rPr>
           <w:b/>
           <w:bCs/>
         </w:rPr>
-        <w:t xml:space="preserve">{{RAZAO_SOCIAL}}</w:t>
+        <w:t>{{NOME_FANTASIA}}</w:t>
       </w:r>
       <w:r>
         <w:br/>
-      </w:r>
-      <w:r>
-        <w:t xml:space="preserve">Nome Fantasia:</w:t>
-      </w:r>
-      <w:r>
-        <w:t xml:space="preserve"> </w:t>
+        <w:t xml:space="preserve">CNPJ: </w:t>
       </w:r>
       <w:r>
         <w:rPr>
           <w:b/>
           <w:bCs/>
         </w:rPr>
-        <w:t xml:space="preserve">{{NOME_FANTASIA}}</w:t>
+        <w:t>{{CNPJ}}</w:t>
       </w:r>
       <w:r>
         <w:br/>
-      </w:r>
-      <w:r>
-        <w:t xml:space="preserve">CNPJ:</w:t>
-      </w:r>
-      <w:r>
-        <w:t xml:space="preserve"> </w:t>
+        <w:t xml:space="preserve">Data de Abertura: </w:t>
       </w:r>
       <w:r>
         <w:rPr>
           <w:b/>
           <w:bCs/>
         </w:rPr>
-        <w:t xml:space="preserve">{{CNPJ}}</w:t>
+        <w:t>{{DATA_ABERTURA}}</w:t>
       </w:r>
       <w:r>
         <w:br/>
-      </w:r>
-      <w:r>
-        <w:t xml:space="preserve">Data de Abertura:</w:t>
-      </w:r>
-      <w:r>
-        <w:t xml:space="preserve"> </w:t>
+        <w:t xml:space="preserve">Situação Cadastral: </w:t>
       </w:r>
       <w:r>
         <w:rPr>
           <w:b/>
           <w:bCs/>
         </w:rPr>
-        <w:t xml:space="preserve">{{DATA_ABERTURA}}</w:t>
-      </w:r>
-      <w:r>
-        <w:br/>
-      </w:r>
-      <w:r>
-        <w:t xml:space="preserve">Situação Cadastral:</w:t>
-      </w:r>
-      <w:r>
-        <w:t xml:space="preserve"> </w:t>
+        <w:t>{{SITUACAO_CADASTRAL}}</w:t>
+      </w:r>
+    </w:p>
+    <w:p>
+      <w:pPr>
+        <w:pStyle w:val="Corpodetexto"/>
+      </w:pPr>
+      <w:r>
+        <w:t xml:space="preserve">Endereço: </w:t>
       </w:r>
       <w:r>
         <w:rPr>
           <w:b/>
           <w:bCs/>
         </w:rPr>
-        <w:t xml:space="preserve">{{SITUACAO_CADASTRAL}}</w:t>
-      </w:r>
-    </w:p>
-    <w:p>
-      <w:pPr>
-        <w:pStyle w:val="BodyText"/>
-      </w:pPr>
-      <w:r>
-        <w:t xml:space="preserve">Endereço:</w:t>
-      </w:r>
-      <w:r>
-        <w:t xml:space="preserve"> </w:t>
+        <w:t>{{LOGRADOURO}}</w:t>
+      </w:r>
+      <w:r>
+        <w:t xml:space="preserve">, nº </w:t>
       </w:r>
       <w:r>
         <w:rPr>
           <w:b/>
           <w:bCs/>
         </w:rPr>
-        <w:t xml:space="preserve">{{LOGRADOURO}}</w:t>
-      </w:r>
-      <w:r>
-        <w:t xml:space="preserve">, nº</w:t>
-      </w:r>
-      <w:r>
-        <w:t xml:space="preserve"> </w:t>
+        <w:t>{{NUMERO}}</w:t>
+      </w:r>
+      <w:r>
+        <w:br/>
+      </w:r>
+      <w:r>
+        <w:t xml:space="preserve">Complemento: </w:t>
       </w:r>
       <w:r>
         <w:rPr>
           <w:b/>
           <w:bCs/>
         </w:rPr>
-        <w:t xml:space="preserve">{{NUMERO}}</w:t>
+        <w:t>{{COMPLEMENTO}}</w:t>
       </w:r>
       <w:r>
         <w:br/>
-      </w:r>
-      <w:r>
-        <w:t xml:space="preserve">Complemento:</w:t>
-      </w:r>
-      <w:r>
-        <w:t xml:space="preserve"> </w:t>
+        <w:t xml:space="preserve">Bairro: </w:t>
       </w:r>
       <w:r>
         <w:rPr>
           <w:b/>
           <w:bCs/>
         </w:rPr>
-        <w:t xml:space="preserve">{{COMPLEMENTO}}</w:t>
+        <w:t>{{BAIRRO}}</w:t>
       </w:r>
       <w:r>
         <w:br/>
-      </w:r>
-      <w:r>
-        <w:t xml:space="preserve">Bairro:</w:t>
-      </w:r>
-      <w:r>
-        <w:t xml:space="preserve"> </w:t>
+        <w:t xml:space="preserve">Cidade: </w:t>
       </w:r>
       <w:r>
         <w:rPr>
           <w:b/>
           <w:bCs/>
         </w:rPr>
-        <w:t xml:space="preserve">{{BAIRRO}}</w:t>
+        <w:t>{{MUNICIPIO}}</w:t>
       </w:r>
       <w:r>
         <w:br/>
-      </w:r>
-      <w:r>
-        <w:t xml:space="preserve">Cidade:</w:t>
-      </w:r>
-      <w:r>
-        <w:t xml:space="preserve"> </w:t>
+        <w:t xml:space="preserve">UF: </w:t>
       </w:r>
       <w:r>
         <w:rPr>
           <w:b/>
           <w:bCs/>
         </w:rPr>
-        <w:t xml:space="preserve">{{MUNICIPIO}}</w:t>
+        <w:t>{{UF}}</w:t>
       </w:r>
       <w:r>
         <w:br/>
-      </w:r>
-      <w:r>
-        <w:t xml:space="preserve">UF:</w:t>
-      </w:r>
-      <w:r>
-        <w:t xml:space="preserve"> </w:t>
+        <w:t xml:space="preserve">CEP: </w:t>
       </w:r>
       <w:r>
         <w:rPr>
           <w:b/>
           <w:bCs/>
         </w:rPr>
-        <w:t xml:space="preserve">{{UF}}</w:t>
-      </w:r>
-      <w:r>
-        <w:br/>
-      </w:r>
-      <w:r>
-        <w:t xml:space="preserve">CEP:</w:t>
-      </w:r>
-      <w:r>
-        <w:t xml:space="preserve"> </w:t>
+        <w:t>{{CEP}}</w:t>
+      </w:r>
+    </w:p>
+    <w:p>
+      <w:pPr>
+        <w:pStyle w:val="Corpodetexto"/>
+      </w:pPr>
+      <w:r>
+        <w:t xml:space="preserve">Representante Legal: </w:t>
       </w:r>
       <w:r>
         <w:rPr>
           <w:b/>
           <w:bCs/>
         </w:rPr>
-        <w:t xml:space="preserve">{{CEP}}</w:t>
-      </w:r>
-    </w:p>
-    <w:p>
-      <w:pPr>
-        <w:pStyle w:val="BodyText"/>
-      </w:pPr>
-      <w:r>
-        <w:t xml:space="preserve">Representante Legal:</w:t>
-      </w:r>
-      <w:r>
-        <w:t xml:space="preserve"> </w:t>
+        <w:t>{{REPRESENTANTE}}</w:t>
+      </w:r>
+      <w:r>
+        <w:br/>
+        <w:t xml:space="preserve">CPF: </w:t>
       </w:r>
       <w:r>
         <w:rPr>
           <w:b/>
           <w:bCs/>
         </w:rPr>
-        <w:t xml:space="preserve">{{REPRESENTANTE}}</w:t>
-      </w:r>
-      <w:r>
-        <w:br/>
-      </w:r>
-      <w:r>
-        <w:t xml:space="preserve">CPF:</w:t>
-      </w:r>
-      <w:r>
-        <w:t xml:space="preserve"> </w:t>
+        <w:t>{{CPF_REPRESENTANTE}}</w:t>
+      </w:r>
+    </w:p>
+    <w:p>
+      <w:r>
+        <w:pict>
+          <v:rect id="_x0000_i1025" style="width:0;height:1.5pt" o:hralign="center" o:hrstd="t" o:hr="t"/>
+        </w:pict>
+      </w:r>
+    </w:p>
+    <w:p>
+      <w:pPr>
+        <w:pStyle w:val="Ttulo1"/>
+      </w:pPr>
+      <w:bookmarkStart w:id="2" w:name="cláusula-primeira-do-objeto"/>
+      <w:bookmarkEnd w:id="0"/>
+      <w:r>
+        <w:t>CLÁUSULA PRIMEIRA – DO OBJETO</w:t>
+      </w:r>
+    </w:p>
+    <w:p>
+      <w:pPr>
+        <w:pStyle w:val="FirstParagraph"/>
+      </w:pPr>
+      <w:r>
+        <w:t>O presente contrato tem por objeto a prestação de serviços confo</w:t>
+      </w:r>
+      <w:r>
+        <w:t>rme acordado entre as partes, observadas as condições estabelecidas neste instrumento.</w:t>
+      </w:r>
+    </w:p>
+    <w:p>
+      <w:pPr>
+        <w:pStyle w:val="Ttulo1"/>
+      </w:pPr>
+      <w:bookmarkStart w:id="3" w:name="cláusula-segunda-do-prazo"/>
+      <w:bookmarkEnd w:id="2"/>
+      <w:r>
+        <w:t>CLÁUSULA SEGUNDA – DO PRAZO</w:t>
+      </w:r>
+    </w:p>
+    <w:p>
+      <w:pPr>
+        <w:pStyle w:val="FirstParagraph"/>
+      </w:pPr>
+      <w:r>
+        <w:t xml:space="preserve">O presente contrato terá vigência de </w:t>
       </w:r>
       <w:r>
         <w:rPr>
           <w:b/>
           <w:bCs/>
         </w:rPr>
-        <w:t xml:space="preserve">{{CPF_REPRESENTANTE}}</w:t>
-      </w:r>
-    </w:p>
-    <w:p>
-      <w:r>
-        <w:pict>
-          <v:rect style="width:0;height:1.5pt" o:hralign="center" o:hrstd="t" o:hr="t"/>
-        </w:pict>
-      </w:r>
-    </w:p>
-    <w:bookmarkEnd w:id="20"/>
-    <w:bookmarkStart w:id="21" w:name="cláusula-primeira-do-objeto"/>
-    <w:p>
-      <w:pPr>
-        <w:pStyle w:val="Heading1"/>
-      </w:pPr>
-      <w:r>
-        <w:t xml:space="preserve">CLÁUSULA PRIMEIRA – DO OBJETO</w:t>
-      </w:r>
-    </w:p>
-    <w:p>
-      <w:pPr>
-        <w:pStyle w:val="FirstParagraph"/>
-      </w:pPr>
-      <w:r>
-        <w:t xml:space="preserve">O presente contrato tem por objeto a prestação de serviços conforme acordado entre as partes, observadas as condições estabelecidas neste instrumento.</w:t>
-      </w:r>
-    </w:p>
-    <w:bookmarkEnd w:id="21"/>
-    <w:bookmarkStart w:id="22" w:name="cláusula-segunda-do-prazo"/>
-    <w:p>
-      <w:pPr>
-        <w:pStyle w:val="Heading1"/>
-      </w:pPr>
-      <w:r>
-        <w:t xml:space="preserve">CLÁUSULA SEGUNDA – DO PRAZO</w:t>
-      </w:r>
-    </w:p>
-    <w:p>
-      <w:pPr>
-        <w:pStyle w:val="FirstParagraph"/>
-      </w:pPr>
-      <w:r>
-        <w:t xml:space="preserve">O presente contrato terá vigência de</w:t>
-      </w:r>
-      <w:r>
-        <w:t xml:space="preserve"> </w:t>
+        <w:t>{{PRAZO_CONTRATO}}</w:t>
+      </w:r>
+      <w:r>
+        <w:t xml:space="preserve">, iniciando-se em </w:t>
       </w:r>
       <w:r>
         <w:rPr>
           <w:b/>
           <w:bCs/>
         </w:rPr>
-        <w:t xml:space="preserve">{{PRAZO_CONTRATO}}</w:t>
-      </w:r>
-      <w:r>
-        <w:t xml:space="preserve">, iniciando-se em</w:t>
-      </w:r>
-      <w:r>
-        <w:t xml:space="preserve"> </w:t>
+        <w:t>{{DATA_INICIO}}</w:t>
+      </w:r>
+      <w:r>
+        <w:t>.</w:t>
+      </w:r>
+    </w:p>
+    <w:p>
+      <w:pPr>
+        <w:pStyle w:val="Ttulo1"/>
+      </w:pPr>
+      <w:bookmarkStart w:id="4" w:name="cláusula-terceira-do-valor"/>
+      <w:bookmarkEnd w:id="3"/>
+      <w:r>
+        <w:t>CLÁUSULA TERCEIRA – DO VALOR</w:t>
+      </w:r>
+    </w:p>
+    <w:p>
+      <w:pPr>
+        <w:pStyle w:val="FirstParagraph"/>
+      </w:pPr>
+      <w:r>
+        <w:t>Pelos serviços prestad</w:t>
+      </w:r>
+      <w:r>
+        <w:t xml:space="preserve">os, o CONTRATANTE pagará à CONTRATADA o valor de </w:t>
       </w:r>
       <w:r>
         <w:rPr>
           <w:b/>
           <w:bCs/>
         </w:rPr>
-        <w:t xml:space="preserve">{{DATA_INICIO}}</w:t>
-      </w:r>
-      <w:r>
-        <w:t xml:space="preserve">.</w:t>
-      </w:r>
-    </w:p>
-    <w:bookmarkEnd w:id="22"/>
-    <w:bookmarkStart w:id="23" w:name="cláusula-terceira-do-valor"/>
-    <w:p>
-      <w:pPr>
-        <w:pStyle w:val="Heading1"/>
-      </w:pPr>
-      <w:r>
-        <w:t xml:space="preserve">CLÁUSULA TERCEIRA – DO VALOR</w:t>
+        <w:t>{{VALOR_CONTRATO}}</w:t>
+      </w:r>
+      <w:r>
+        <w:t>, conforme condições previamente acordadas.</w:t>
+      </w:r>
+    </w:p>
+    <w:p>
+      <w:pPr>
+        <w:pStyle w:val="Ttulo1"/>
+      </w:pPr>
+      <w:bookmarkStart w:id="5" w:name="cláusula-quarta-das-obrigações"/>
+      <w:bookmarkEnd w:id="4"/>
+      <w:r>
+        <w:t>CLÁUSULA QUARTA – DAS OBRIGAÇÕES</w:t>
       </w:r>
     </w:p>
     <w:p>
@@ -334,195 +321,140 @@
         <w:pStyle w:val="FirstParagraph"/>
       </w:pPr>
       <w:r>
-        <w:t xml:space="preserve">Pelos serviços prestados, o CONTRATANTE pagará à CONTRATADA o valor de</w:t>
-      </w:r>
-      <w:r>
-        <w:t xml:space="preserve"> </w:t>
+        <w:t>O CONTRATANTE compromete-se a fornecer todas as informações necessárias para a execução dos serviços.</w:t>
+      </w:r>
+    </w:p>
+    <w:p>
+      <w:pPr>
+        <w:pStyle w:val="Corpodetexto"/>
+      </w:pPr>
+      <w:r>
+        <w:lastRenderedPageBreak/>
+        <w:t>A CONTRATA</w:t>
+      </w:r>
+      <w:r>
+        <w:t>DA compromete-se a executar os serviços com zelo, qualidade e observância das normas aplicáveis.</w:t>
+      </w:r>
+    </w:p>
+    <w:p>
+      <w:pPr>
+        <w:pStyle w:val="Ttulo1"/>
+      </w:pPr>
+      <w:bookmarkStart w:id="6" w:name="cláusula-quinta-do-foro"/>
+      <w:bookmarkEnd w:id="5"/>
+      <w:r>
+        <w:t>CLÁUSULA QUINTA – DO FORO</w:t>
+      </w:r>
+    </w:p>
+    <w:p>
+      <w:pPr>
+        <w:pStyle w:val="FirstParagraph"/>
+      </w:pPr>
+      <w:r>
+        <w:t xml:space="preserve">Fica eleito o foro da comarca de </w:t>
       </w:r>
       <w:r>
         <w:rPr>
           <w:b/>
           <w:bCs/>
         </w:rPr>
-        <w:t xml:space="preserve">{{VALOR_CONTRATO}}</w:t>
-      </w:r>
-      <w:r>
-        <w:t xml:space="preserve">, conforme condições previamente acordadas.</w:t>
-      </w:r>
-    </w:p>
-    <w:bookmarkEnd w:id="23"/>
-    <w:bookmarkStart w:id="24" w:name="cláusula-quarta-das-obrigações"/>
-    <w:p>
-      <w:pPr>
-        <w:pStyle w:val="Heading1"/>
-      </w:pPr>
-      <w:r>
-        <w:t xml:space="preserve">CLÁUSULA QUARTA – DAS OBRIGAÇÕES</w:t>
-      </w:r>
-    </w:p>
-    <w:p>
-      <w:pPr>
-        <w:pStyle w:val="FirstParagraph"/>
-      </w:pPr>
-      <w:r>
-        <w:t xml:space="preserve">O CONTRATANTE compromete-se a fornecer todas as informações necessárias para a execução dos serviços.</w:t>
-      </w:r>
-    </w:p>
-    <w:p>
-      <w:pPr>
-        <w:pStyle w:val="BodyText"/>
-      </w:pPr>
-      <w:r>
-        <w:t xml:space="preserve">A CONTRATADA compromete-se a executar os serviços com zelo, qualidade e observância das normas aplicáveis.</w:t>
-      </w:r>
-    </w:p>
-    <w:bookmarkEnd w:id="24"/>
-    <w:bookmarkStart w:id="25" w:name="cláusula-quinta-do-foro"/>
-    <w:p>
-      <w:pPr>
-        <w:pStyle w:val="Heading1"/>
-      </w:pPr>
-      <w:r>
-        <w:t xml:space="preserve">CLÁUSULA QUINTA – DO FORO</w:t>
-      </w:r>
-    </w:p>
-    <w:p>
-      <w:pPr>
-        <w:pStyle w:val="FirstParagraph"/>
-      </w:pPr>
-      <w:r>
-        <w:t xml:space="preserve">Fica eleito o foro da comarca de</w:t>
-      </w:r>
-      <w:r>
-        <w:t xml:space="preserve"> </w:t>
-      </w:r>
+        <w:t>{{CIDADE_FORO}}/{{UF_FORO}}</w:t>
+      </w:r>
+      <w:r>
+        <w:t xml:space="preserve"> para dirimir quaisquer dúvidas oriundas deste contrato.</w:t>
+      </w:r>
+    </w:p>
+    <w:p>
+      <w:pPr>
+        <w:pStyle w:val="Corpodetexto"/>
+      </w:pPr>
+      <w:r>
+        <w:t>E, por estarem d</w:t>
+      </w:r>
+      <w:r>
+        <w:t>e acordo, firmam o presente instrumento.</w:t>
+      </w:r>
+    </w:p>
+    <w:p>
+      <w:pPr>
+        <w:pStyle w:val="Corpodetexto"/>
+      </w:pPr>
       <w:r>
         <w:rPr>
           <w:b/>
           <w:bCs/>
         </w:rPr>
-        <w:t xml:space="preserve">{{CIDADE_FORO}}/{{UF_FORO}}</w:t>
-      </w:r>
-      <w:r>
-        <w:t xml:space="preserve"> </w:t>
-      </w:r>
-      <w:r>
-        <w:t xml:space="preserve">para dirimir quaisquer dúvidas oriundas deste contrato.</w:t>
-      </w:r>
-    </w:p>
-    <w:p>
-      <w:pPr>
-        <w:pStyle w:val="BodyText"/>
-      </w:pPr>
-      <w:r>
-        <w:t xml:space="preserve">E, por estarem de acordo, firmam o presente instrumento.</w:t>
-      </w:r>
-    </w:p>
-    <w:p>
-      <w:pPr>
-        <w:pStyle w:val="BodyText"/>
+        <w:t>{{MUNICIPIO}}/{{UF}}, {{DATA_ASSINATURA}}</w:t>
+      </w:r>
+    </w:p>
+    <w:p>
+      <w:r>
+        <w:pict>
+          <v:rect id="_x0000_i1026" style="width:0;height:1.5pt" o:hralign="center" o:hrstd="t" o:hr="t"/>
+        </w:pict>
+      </w:r>
+    </w:p>
+    <w:p>
+      <w:pPr>
+        <w:pStyle w:val="FirstParagraph"/>
       </w:pPr>
       <w:r>
         <w:rPr>
           <w:b/>
           <w:bCs/>
         </w:rPr>
-        <w:t xml:space="preserve">{{MUNICIPIO}}/{{UF}}, {{DATA_ASSINATURA}}</w:t>
-      </w:r>
-    </w:p>
-    <w:p>
-      <w:r>
-        <w:pict>
-          <v:rect style="width:0;height:1.5pt" o:hralign="center" o:hrstd="t" o:hr="t"/>
-        </w:pict>
-      </w:r>
-    </w:p>
-    <w:p>
-      <w:pPr>
-        <w:pStyle w:val="FirstParagraph"/>
-      </w:pPr>
+        <w:t>{{RAZAO_SOCIAL}}</w:t>
+      </w:r>
+    </w:p>
+    <w:p>
+      <w:pPr>
+        <w:pStyle w:val="Corpodetexto"/>
+      </w:pPr>
+      <w:r>
+        <w:t xml:space="preserve">CNPJ: </w:t>
+      </w:r>
       <w:r>
         <w:rPr>
           <w:b/>
           <w:bCs/>
         </w:rPr>
-        <w:t xml:space="preserve">{{RAZAO_SOCIAL}}</w:t>
-      </w:r>
-    </w:p>
-    <w:p>
-      <w:pPr>
-        <w:pStyle w:val="BodyText"/>
-      </w:pPr>
-      <w:r>
-        <w:t xml:space="preserve">CNPJ:</w:t>
-      </w:r>
-      <w:r>
-        <w:t xml:space="preserve"> </w:t>
+        <w:t>{{CNPJ}}</w:t>
+      </w:r>
+    </w:p>
+    <w:p>
+      <w:pPr>
+        <w:pStyle w:val="Corpodetexto"/>
+      </w:pPr>
+      <w:r>
+        <w:t xml:space="preserve">Representante: </w:t>
       </w:r>
       <w:r>
         <w:rPr>
           <w:b/>
           <w:bCs/>
         </w:rPr>
-        <w:t xml:space="preserve">{{CNPJ}}</w:t>
-      </w:r>
-    </w:p>
-    <w:p>
-      <w:pPr>
-        <w:pStyle w:val="BodyText"/>
-      </w:pPr>
-      <w:r>
-        <w:t xml:space="preserve">Representante:</w:t>
-      </w:r>
-      <w:r>
-        <w:t xml:space="preserve"> </w:t>
-      </w:r>
-      <w:r>
-        <w:rPr>
-          <w:b/>
-          <w:bCs/>
-        </w:rPr>
-        <w:t xml:space="preserve">{{REPRESENTANTE}}</w:t>
-      </w:r>
-    </w:p>
-    <w:bookmarkEnd w:id="25"/>
+        <w:t>{{REPRESENTANTE}}</w:t>
+      </w:r>
+      <w:bookmarkEnd w:id="6"/>
+    </w:p>
     <w:sectPr>
       <w:footnotePr>
         <w:numRestart w:val="eachSect"/>
       </w:footnotePr>
+      <w:pgSz w:w="12240" w:h="15840"/>
+      <w:pgMar w:top="1417" w:right="1701" w:bottom="1417" w:left="1701" w:header="720" w:footer="720" w:gutter="0"/>
+      <w:cols w:space="720"/>
     </w:sectPr>
   </w:body>
 </w:document>
 </file>
 
-<file path=word/comments.xml><?xml version="1.0" encoding="utf-8"?>
-<w:comments xmlns:w="http://schemas.openxmlformats.org/wordprocessingml/2006/main" xmlns:m="http://schemas.openxmlformats.org/officeDocument/2006/math" xmlns:r="http://schemas.openxmlformats.org/officeDocument/2006/relationships" xmlns:o="urn:schemas-microsoft-com:office:office" xmlns:v="urn:schemas-microsoft-com:vml" xmlns:w10="urn:schemas-microsoft-com:office:word" xmlns:a="http://schemas.openxmlformats.org/drawingml/2006/main" xmlns:pic="http://schemas.openxmlformats.org/drawingml/2006/picture" xmlns:wp="http://schemas.openxmlformats.org/drawingml/2006/wordprocessingDrawing"/>
-</file>
-
-<file path=word/footnotes.xml><?xml version="1.0" encoding="utf-8"?>
-<w:footnotes xmlns:w="http://schemas.openxmlformats.org/wordprocessingml/2006/main" xmlns:m="http://schemas.openxmlformats.org/officeDocument/2006/math" xmlns:r="http://schemas.openxmlformats.org/officeDocument/2006/relationships" xmlns:o="urn:schemas-microsoft-com:office:office" xmlns:v="urn:schemas-microsoft-com:vml" xmlns:w10="urn:schemas-microsoft-com:office:word" xmlns:a="http://schemas.openxmlformats.org/drawingml/2006/main" xmlns:pic="http://schemas.openxmlformats.org/drawingml/2006/picture" xmlns:wp="http://schemas.openxmlformats.org/drawingml/2006/wordprocessingDrawing">
-  <w:footnote w:type="continuationSeparator" w:id="0">
-    <w:p>
-      <w:r>
-        <w:continuationSeparator/>
-      </w:r>
-    </w:p>
-  </w:footnote>
-  <w:footnote w:type="separator" w:id="-1">
-    <w:p>
-      <w:r>
-        <w:separator/>
-      </w:r>
-    </w:p>
-  </w:footnote>
-</w:footnotes>
-</file>
-
 <file path=word/numbering.xml><?xml version="1.0" encoding="utf-8"?>
-<w:numbering xmlns:w="http://schemas.openxmlformats.org/wordprocessingml/2006/main">
-  <w:abstractNum w:abstractNumId="990">
+<w:numbering xmlns:wpc="http://schemas.microsoft.com/office/word/2010/wordprocessingCanvas" xmlns:mc="http://schemas.openxmlformats.org/markup-compatibility/2006" xmlns:o="urn:schemas-microsoft-com:office:office" xmlns:r="http://schemas.openxmlformats.org/officeDocument/2006/relationships" xmlns:m="http://schemas.openxmlformats.org/officeDocument/2006/math" xmlns:v="urn:schemas-microsoft-com:vml" xmlns:wp14="http://schemas.microsoft.com/office/word/2010/wordprocessingDrawing" xmlns:wp="http://schemas.openxmlformats.org/drawingml/2006/wordprocessingDrawing" xmlns:w10="urn:schemas-microsoft-com:office:word" xmlns:w="http://schemas.openxmlformats.org/wordprocessingml/2006/main" xmlns:w14="http://schemas.microsoft.com/office/word/2010/wordml" xmlns:w15="http://schemas.microsoft.com/office/word/2012/wordml" xmlns:wpg="http://schemas.microsoft.com/office/word/2010/wordprocessingGroup" xmlns:wpi="http://schemas.microsoft.com/office/word/2010/wordprocessingInk" xmlns:wne="http://schemas.microsoft.com/office/word/2006/wordml" xmlns:wps="http://schemas.microsoft.com/office/word/2010/wordprocessingShape" mc:Ignorable="w14 w15 wp14">
+  <w:abstractNum w:abstractNumId="0" w15:restartNumberingAfterBreak="0">
     <w:nsid w:val="0000A990"/>
     <w:multiLevelType w:val="multilevel"/>
+    <w:tmpl w:val="D08AFEAE"/>
     <w:lvl w:ilvl="0">
       <w:numFmt w:val="bullet"/>
       <w:lvlText w:val=" "/>
@@ -596,21 +528,21 @@
       </w:pPr>
     </w:lvl>
   </w:abstractNum>
-  <w:num w:numId="1000">
-    <w:abstractNumId w:val="990"/>
+  <w:num w:numId="1">
+    <w:abstractNumId w:val="0"/>
   </w:num>
 </w:numbering>
 </file>
 
 <file path=word/styles.xml><?xml version="1.0" encoding="utf-8"?>
-<w:styles xmlns:r="http://schemas.openxmlformats.org/officeDocument/2006/relationships" xmlns:w="http://schemas.openxmlformats.org/wordprocessingml/2006/main">
+<w:styles xmlns:mc="http://schemas.openxmlformats.org/markup-compatibility/2006" xmlns:r="http://schemas.openxmlformats.org/officeDocument/2006/relationships" xmlns:w="http://schemas.openxmlformats.org/wordprocessingml/2006/main" xmlns:w14="http://schemas.microsoft.com/office/word/2010/wordml" xmlns:w15="http://schemas.microsoft.com/office/word/2012/wordml" mc:Ignorable="w14 w15">
   <w:docDefaults>
     <w:rPrDefault>
       <w:rPr>
-        <w:rFonts w:asciiTheme="minorHAnsi" w:cstheme="minorBidi" w:eastAsiaTheme="minorHAnsi" w:hAnsiTheme="minorHAnsi"/>
+        <w:rFonts w:asciiTheme="minorHAnsi" w:eastAsiaTheme="minorHAnsi" w:hAnsiTheme="minorHAnsi" w:cstheme="minorBidi"/>
         <w:sz w:val="24"/>
         <w:szCs w:val="24"/>
-        <w:lang w:bidi="ar-SA" w:eastAsia="en-US" w:val="en-US"/>
+        <w:lang w:val="en-US" w:eastAsia="en-US" w:bidi="ar-SA"/>
       </w:rPr>
     </w:rPrDefault>
     <w:pPrDefault>
@@ -619,74 +551,620 @@
       </w:pPr>
     </w:pPrDefault>
   </w:docDefaults>
-  <w:latentStyles w:count="276" w:defLockedState="0" w:defQFormat="0" w:defSemiHidden="0" w:defUIPriority="0" w:defUnhideWhenUsed="0"/>
-  <w:style w:default="1" w:styleId="Normal" w:type="paragraph">
+  <w:latentStyles w:defLockedState="0" w:defUIPriority="0" w:defSemiHidden="0" w:defUnhideWhenUsed="0" w:defQFormat="0" w:count="371">
+    <w:lsdException w:name="index 1" w:semiHidden="1" w:unhideWhenUsed="1"/>
+    <w:lsdException w:name="index 7" w:semiHidden="1" w:unhideWhenUsed="1"/>
+    <w:lsdException w:name="index 8" w:semiHidden="1" w:unhideWhenUsed="1"/>
+    <w:lsdException w:name="index 9" w:semiHidden="1" w:unhideWhenUsed="1"/>
+    <w:lsdException w:name="toc 1" w:semiHidden="1" w:unhideWhenUsed="1"/>
+    <w:lsdException w:name="toc 2" w:semiHidden="1" w:unhideWhenUsed="1"/>
+    <w:lsdException w:name="toc 3" w:semiHidden="1" w:unhideWhenUsed="1"/>
+    <w:lsdException w:name="toc 4" w:semiHidden="1" w:unhideWhenUsed="1"/>
+    <w:lsdException w:name="toc 5" w:semiHidden="1" w:unhideWhenUsed="1"/>
+    <w:lsdException w:name="toc 6" w:semiHidden="1" w:unhideWhenUsed="1"/>
+    <w:lsdException w:name="toc 7" w:semiHidden="1" w:unhideWhenUsed="1"/>
+    <w:lsdException w:name="toc 8" w:semiHidden="1" w:unhideWhenUsed="1"/>
+    <w:lsdException w:name="toc 9" w:semiHidden="1" w:unhideWhenUsed="1"/>
+    <w:lsdException w:name="Normal Indent" w:semiHidden="1" w:unhideWhenUsed="1"/>
+    <w:lsdException w:name="footnote text" w:semiHidden="1" w:unhideWhenUsed="1"/>
+    <w:lsdException w:name="annotation text" w:semiHidden="1" w:unhideWhenUsed="1"/>
+    <w:lsdException w:name="header" w:semiHidden="1" w:unhideWhenUsed="1"/>
+    <w:lsdException w:name="footer" w:semiHidden="1" w:unhideWhenUsed="1"/>
+    <w:lsdException w:name="index heading" w:semiHidden="1" w:unhideWhenUsed="1"/>
+    <w:lsdException w:name="caption" w:semiHidden="1" w:unhideWhenUsed="1"/>
+    <w:lsdException w:name="table of figures" w:semiHidden="1" w:unhideWhenUsed="1"/>
+    <w:lsdException w:name="envelope address" w:semiHidden="1" w:unhideWhenUsed="1"/>
+    <w:lsdException w:name="envelope return" w:semiHidden="1" w:unhideWhenUsed="1"/>
+    <w:lsdException w:name="footnote reference" w:semiHidden="1" w:unhideWhenUsed="1"/>
+    <w:lsdException w:name="annotation reference" w:semiHidden="1" w:unhideWhenUsed="1"/>
+    <w:lsdException w:name="line number" w:semiHidden="1" w:unhideWhenUsed="1"/>
+    <w:lsdException w:name="page number" w:semiHidden="1" w:unhideWhenUsed="1"/>
+    <w:lsdException w:name="endnote reference" w:semiHidden="1" w:unhideWhenUsed="1"/>
+    <w:lsdException w:name="endnote text" w:semiHidden="1" w:unhideWhenUsed="1"/>
+    <w:lsdException w:name="table of authorities" w:semiHidden="1" w:unhideWhenUsed="1"/>
+    <w:lsdException w:name="macro" w:semiHidden="1" w:unhideWhenUsed="1"/>
+    <w:lsdException w:name="toa heading" w:semiHidden="1" w:unhideWhenUsed="1"/>
+    <w:lsdException w:name="List" w:semiHidden="1" w:unhideWhenUsed="1"/>
+    <w:lsdException w:name="List Bullet" w:semiHidden="1" w:unhideWhenUsed="1"/>
+    <w:lsdException w:name="List Number" w:semiHidden="1" w:unhideWhenUsed="1"/>
+    <w:lsdException w:name="List 2" w:semiHidden="1" w:unhideWhenUsed="1"/>
+    <w:lsdException w:name="List 3" w:semiHidden="1" w:unhideWhenUsed="1"/>
+    <w:lsdException w:name="List 4" w:semiHidden="1" w:unhideWhenUsed="1"/>
+    <w:lsdException w:name="List 5" w:semiHidden="1" w:unhideWhenUsed="1"/>
+    <w:lsdException w:name="List Bullet 2" w:semiHidden="1" w:unhideWhenUsed="1"/>
+    <w:lsdException w:name="List Bullet 3" w:semiHidden="1" w:unhideWhenUsed="1"/>
+    <w:lsdException w:name="List Bullet 4" w:semiHidden="1" w:unhideWhenUsed="1"/>
+    <w:lsdException w:name="List Bullet 5" w:semiHidden="1" w:unhideWhenUsed="1"/>
+    <w:lsdException w:name="List Number 3" w:semiHidden="1" w:unhideWhenUsed="1"/>
+    <w:lsdException w:name="List Number 4" w:semiHidden="1" w:unhideWhenUsed="1"/>
+    <w:lsdException w:name="Closing" w:semiHidden="1" w:unhideWhenUsed="1"/>
+    <w:lsdException w:name="Signature" w:semiHidden="1" w:unhideWhenUsed="1"/>
+    <w:lsdException w:name="Default Paragraph Font" w:semiHidden="1" w:unhideWhenUsed="1"/>
+    <w:lsdException w:name="Body Text" w:semiHidden="1" w:unhideWhenUsed="1"/>
+    <w:lsdException w:name="Body Text Indent" w:semiHidden="1" w:unhideWhenUsed="1"/>
+    <w:lsdException w:name="List Continue" w:semiHidden="1" w:unhideWhenUsed="1"/>
+    <w:lsdException w:name="List Continue 2" w:semiHidden="1" w:unhideWhenUsed="1"/>
+    <w:lsdException w:name="List Continue 3" w:semiHidden="1" w:unhideWhenUsed="1"/>
+    <w:lsdException w:name="List Continue 4" w:semiHidden="1" w:unhideWhenUsed="1"/>
+    <w:lsdException w:name="List Continue 5" w:semiHidden="1" w:unhideWhenUsed="1"/>
+    <w:lsdException w:name="Message Header" w:semiHidden="1" w:unhideWhenUsed="1"/>
+    <w:lsdException w:name="Salutation" w:semiHidden="1" w:unhideWhenUsed="1"/>
+    <w:lsdException w:name="Date" w:semiHidden="1" w:unhideWhenUsed="1"/>
+    <w:lsdException w:name="Body Text First Indent" w:semiHidden="1" w:unhideWhenUsed="1"/>
+    <w:lsdException w:name="Body Text First Indent 2" w:semiHidden="1" w:unhideWhenUsed="1"/>
+    <w:lsdException w:name="Note Heading" w:semiHidden="1" w:unhideWhenUsed="1"/>
+    <w:lsdException w:name="Body Text 2" w:semiHidden="1" w:unhideWhenUsed="1"/>
+    <w:lsdException w:name="Body Text 3" w:semiHidden="1" w:unhideWhenUsed="1"/>
+    <w:lsdException w:name="Body Text Indent 2" w:semiHidden="1" w:unhideWhenUsed="1"/>
+    <w:lsdException w:name="Document Map" w:semiHidden="1" w:unhideWhenUsed="1"/>
+    <w:lsdException w:name="Plain Text" w:semiHidden="1" w:unhideWhenUsed="1"/>
+    <w:lsdException w:name="E-mail Signature" w:semiHidden="1" w:unhideWhenUsed="1"/>
+    <w:lsdException w:name="HTML Top of Form" w:semiHidden="1" w:unhideWhenUsed="1"/>
+    <w:lsdException w:name="HTML Bottom of Form" w:semiHidden="1" w:unhideWhenUsed="1"/>
+    <w:lsdException w:name="Normal (Web)" w:semiHidden="1" w:unhideWhenUsed="1"/>
+    <w:lsdException w:name="HTML Acronym" w:semiHidden="1" w:unhideWhenUsed="1"/>
+    <w:lsdException w:name="HTML Address" w:semiHidden="1" w:unhideWhenUsed="1"/>
+    <w:lsdException w:name="HTML Cite" w:semiHidden="1" w:unhideWhenUsed="1"/>
+    <w:lsdException w:name="HTML Code" w:semiHidden="1" w:unhideWhenUsed="1"/>
+    <w:lsdException w:name="HTML Definition" w:semiHidden="1" w:unhideWhenUsed="1"/>
+    <w:lsdException w:name="HTML Keyboard" w:semiHidden="1" w:unhideWhenUsed="1"/>
+    <w:lsdException w:name="HTML Preformatted" w:semiHidden="1" w:unhideWhenUsed="1"/>
+    <w:lsdException w:name="HTML Sample" w:semiHidden="1" w:unhideWhenUsed="1"/>
+    <w:lsdException w:name="HTML Typewriter" w:semiHidden="1" w:unhideWhenUsed="1"/>
+    <w:lsdException w:name="HTML Variable" w:semiHidden="1" w:unhideWhenUsed="1"/>
+    <w:lsdException w:name="Normal Table" w:semiHidden="1" w:unhideWhenUsed="1"/>
+    <w:lsdException w:name="annotation subject" w:semiHidden="1" w:unhideWhenUsed="1"/>
+    <w:lsdException w:name="No List" w:semiHidden="1" w:unhideWhenUsed="1"/>
+    <w:lsdException w:name="Outline List 1" w:semiHidden="1" w:unhideWhenUsed="1"/>
+    <w:lsdException w:name="Outline List 2" w:semiHidden="1" w:unhideWhenUsed="1"/>
+    <w:lsdException w:name="Outline List 3" w:semiHidden="1" w:unhideWhenUsed="1"/>
+    <w:lsdException w:name="Table Simple 1" w:semiHidden="1" w:unhideWhenUsed="1"/>
+    <w:lsdException w:name="Table Simple 2" w:semiHidden="1" w:unhideWhenUsed="1"/>
+    <w:lsdException w:name="Table Simple 3" w:semiHidden="1" w:unhideWhenUsed="1"/>
+    <w:lsdException w:name="Table Classic 1" w:semiHidden="1" w:unhideWhenUsed="1"/>
+    <w:lsdException w:name="Table Classic 2" w:semiHidden="1" w:unhideWhenUsed="1"/>
+    <w:lsdException w:name="Table Classic 3" w:semiHidden="1" w:unhideWhenUsed="1"/>
+    <w:lsdException w:name="Table Classic 4" w:semiHidden="1" w:unhideWhenUsed="1"/>
+    <w:lsdException w:name="Table Colorful 1" w:semiHidden="1" w:unhideWhenUsed="1"/>
+    <w:lsdException w:name="Table Colorful 2" w:semiHidden="1" w:unhideWhenUsed="1"/>
+    <w:lsdException w:name="Table Colorful 3" w:semiHidden="1" w:unhideWhenUsed="1"/>
+    <w:lsdException w:name="Table Columns 1" w:semiHidden="1" w:unhideWhenUsed="1"/>
+    <w:lsdException w:name="Table Columns 2" w:semiHidden="1" w:unhideWhenUsed="1"/>
+    <w:lsdException w:name="Table Columns 3" w:semiHidden="1" w:unhideWhenUsed="1"/>
+    <w:lsdException w:name="Table Columns 4" w:semiHidden="1" w:unhideWhenUsed="1"/>
+    <w:lsdException w:name="Table Columns 5" w:semiHidden="1" w:unhideWhenUsed="1"/>
+    <w:lsdException w:name="Table Grid 1" w:semiHidden="1" w:unhideWhenUsed="1"/>
+    <w:lsdException w:name="Table Grid 2" w:semiHidden="1" w:unhideWhenUsed="1"/>
+    <w:lsdException w:name="Table Grid 3" w:semiHidden="1" w:unhideWhenUsed="1"/>
+    <w:lsdException w:name="Table Grid 4" w:semiHidden="1" w:unhideWhenUsed="1"/>
+    <w:lsdException w:name="Table Grid 5" w:semiHidden="1" w:unhideWhenUsed="1"/>
+    <w:lsdException w:name="Table Grid 6" w:semiHidden="1" w:unhideWhenUsed="1"/>
+    <w:lsdException w:name="Table Grid 7" w:semiHidden="1" w:unhideWhenUsed="1"/>
+    <w:lsdException w:name="Table Grid 8" w:semiHidden="1" w:unhideWhenUsed="1"/>
+    <w:lsdException w:name="Table List 1" w:semiHidden="1" w:unhideWhenUsed="1"/>
+    <w:lsdException w:name="Table List 2" w:semiHidden="1" w:unhideWhenUsed="1"/>
+    <w:lsdException w:name="Table List 3" w:semiHidden="1" w:unhideWhenUsed="1"/>
+    <w:lsdException w:name="Table List 4" w:semiHidden="1" w:unhideWhenUsed="1"/>
+    <w:lsdException w:name="Table List 5" w:semiHidden="1" w:unhideWhenUsed="1"/>
+    <w:lsdException w:name="Table List 6" w:semiHidden="1" w:unhideWhenUsed="1"/>
+    <w:lsdException w:name="Table List 7" w:semiHidden="1" w:unhideWhenUsed="1"/>
+    <w:lsdException w:name="Table List 8" w:semiHidden="1" w:unhideWhenUsed="1"/>
+    <w:lsdException w:name="Table 3D effects 1" w:semiHidden="1" w:unhideWhenUsed="1"/>
+    <w:lsdException w:name="Table 3D effects 2" w:semiHidden="1" w:unhideWhenUsed="1"/>
+    <w:lsdException w:name="Table 3D effects 3" w:semiHidden="1" w:unhideWhenUsed="1"/>
+    <w:lsdException w:name="Table Contemporary" w:semiHidden="1" w:unhideWhenUsed="1"/>
+    <w:lsdException w:name="Table Elegant" w:semiHidden="1" w:unhideWhenUsed="1"/>
+    <w:lsdException w:name="Table Professional" w:semiHidden="1" w:unhideWhenUsed="1"/>
+    <w:lsdException w:name="Table Subtle 1" w:semiHidden="1" w:unhideWhenUsed="1"/>
+    <w:lsdException w:name="Table Subtle 2" w:semiHidden="1" w:unhideWhenUsed="1"/>
+    <w:lsdException w:name="Table Web 1" w:semiHidden="1" w:unhideWhenUsed="1"/>
+    <w:lsdException w:name="Table Web 2" w:semiHidden="1" w:unhideWhenUsed="1"/>
+    <w:lsdException w:name="Table Web 3" w:semiHidden="1" w:unhideWhenUsed="1"/>
+    <w:lsdException w:name="Balloon Text" w:semiHidden="1" w:unhideWhenUsed="1"/>
+    <w:lsdException w:name="Table Theme" w:semiHidden="1" w:unhideWhenUsed="1"/>
+    <w:lsdException w:name="Placeholder Text" w:semiHidden="1"/>
+    <w:lsdException w:name="Light Shading"/>
+    <w:lsdException w:name="Light List"/>
+    <w:lsdException w:name="Light Grid"/>
+    <w:lsdException w:name="Medium Shading 1"/>
+    <w:lsdException w:name="Medium Shading 2"/>
+    <w:lsdException w:name="Medium List 1"/>
+    <w:lsdException w:name="Medium List 2"/>
+    <w:lsdException w:name="Light Shading Accent 1"/>
+    <w:lsdException w:name="Light List Accent 1"/>
+    <w:lsdException w:name="Light Grid Accent 1"/>
+    <w:lsdException w:name="Medium Shading 1 Accent 1"/>
+    <w:lsdException w:name="Medium Shading 2 Accent 1"/>
+    <w:lsdException w:name="Medium List 1 Accent 1"/>
+    <w:lsdException w:name="Revision" w:semiHidden="1"/>
+    <w:lsdException w:name="Medium List 2 Accent 1"/>
+    <w:lsdException w:name="Medium Grid 1 Accent 1"/>
+    <w:lsdException w:name="Medium Grid 2 Accent 1"/>
+    <w:lsdException w:name="Medium Grid 3 Accent 1"/>
+    <w:lsdException w:name="Dark List Accent 1"/>
+    <w:lsdException w:name="Colorful Shading Accent 1"/>
+    <w:lsdException w:name="Colorful List Accent 1"/>
+    <w:lsdException w:name="Colorful Grid Accent 1"/>
+    <w:lsdException w:name="Light Shading Accent 2"/>
+    <w:lsdException w:name="Light List Accent 2"/>
+    <w:lsdException w:name="Light Grid Accent 2"/>
+    <w:lsdException w:name="Medium Shading 1 Accent 2"/>
+    <w:lsdException w:name="Medium Shading 2 Accent 2"/>
+    <w:lsdException w:name="Medium List 1 Accent 2"/>
+    <w:lsdException w:name="Medium List 2 Accent 2"/>
+    <w:lsdException w:name="Medium Grid 1 Accent 2"/>
+    <w:lsdException w:name="Medium Grid 2 Accent 2"/>
+    <w:lsdException w:name="Medium Grid 3 Accent 2"/>
+    <w:lsdException w:name="Dark List Accent 2"/>
+    <w:lsdException w:name="Colorful Shading Accent 2"/>
+    <w:lsdException w:name="Colorful List Accent 2"/>
+    <w:lsdException w:name="Colorful Grid Accent 2"/>
+    <w:lsdException w:name="Light Shading Accent 3"/>
+    <w:lsdException w:name="Light List Accent 3"/>
+    <w:lsdException w:name="Light Grid Accent 3"/>
+    <w:lsdException w:name="Medium Shading 1 Accent 3"/>
+    <w:lsdException w:name="Medium Shading 2 Accent 3"/>
+    <w:lsdException w:name="Medium List 1 Accent 3"/>
+    <w:lsdException w:name="Medium List 2 Accent 3"/>
+    <w:lsdException w:name="Medium Grid 1 Accent 3"/>
+    <w:lsdException w:name="Medium Grid 2 Accent 3"/>
+    <w:lsdException w:name="Medium Grid 3 Accent 3"/>
+    <w:lsdException w:name="Dark List Accent 3"/>
+    <w:lsdException w:name="Colorful Shading Accent 3"/>
+    <w:lsdException w:name="Colorful List Accent 3"/>
+    <w:lsdException w:name="Colorful Grid Accent 3"/>
+    <w:lsdException w:name="Light Shading Accent 4"/>
+    <w:lsdException w:name="Light List Accent 4"/>
+    <w:lsdException w:name="Light Grid Accent 4"/>
+    <w:lsdException w:name="Medium Shading 1 Accent 4"/>
+    <w:lsdException w:name="Medium Shading 2 Accent 4"/>
+    <w:lsdException w:name="Medium List 1 Accent 4"/>
+    <w:lsdException w:name="Medium List 2 Accent 4"/>
+    <w:lsdException w:name="Medium Grid 1 Accent 4"/>
+    <w:lsdException w:name="Medium Grid 2 Accent 4"/>
+    <w:lsdException w:name="Medium Grid 3 Accent 4"/>
+    <w:lsdException w:name="Dark List Accent 4"/>
+    <w:lsdException w:name="Colorful Shading Accent 4"/>
+    <w:lsdException w:name="Colorful List Accent 4"/>
+    <w:lsdException w:name="Colorful Grid Accent 4"/>
+    <w:lsdException w:name="Light Shading Accent 5"/>
+    <w:lsdException w:name="Light List Accent 5"/>
+    <w:lsdException w:name="Light Grid Accent 5"/>
+    <w:lsdException w:name="Medium Shading 1 Accent 5"/>
+    <w:lsdException w:name="Medium Shading 2 Accent 5"/>
+    <w:lsdException w:name="Medium List 1 Accent 5"/>
+    <w:lsdException w:name="Medium List 2 Accent 5"/>
+    <w:lsdException w:name="Medium Grid 1 Accent 5"/>
+    <w:lsdException w:name="Medium Grid 2 Accent 5"/>
+    <w:lsdException w:name="Medium Grid 3 Accent 5"/>
+    <w:lsdException w:name="Dark List Accent 5"/>
+    <w:lsdException w:name="Colorful Shading Accent 5"/>
+    <w:lsdException w:name="Colorful List Accent 5"/>
+    <w:lsdException w:name="Colorful Grid Accent 5"/>
+    <w:lsdException w:name="Light Shading Accent 6"/>
+    <w:lsdException w:name="Light List Accent 6"/>
+    <w:lsdException w:name="Light Grid Accent 6"/>
+    <w:lsdException w:name="Medium Shading 1 Accent 6"/>
+    <w:lsdException w:name="Medium Shading 2 Accent 6"/>
+    <w:lsdException w:name="Medium List 1 Accent 6"/>
+    <w:lsdException w:name="Medium List 2 Accent 6"/>
+    <w:lsdException w:name="Medium Grid 1 Accent 6"/>
+    <w:lsdException w:name="Medium Grid 2 Accent 6"/>
+    <w:lsdException w:name="Medium Grid 3 Accent 6"/>
+    <w:lsdException w:name="Dark List Accent 6"/>
+    <w:lsdException w:name="Colorful Shading Accent 6"/>
+    <w:lsdException w:name="Colorful List Accent 6"/>
+    <w:lsdException w:name="Colorful Grid Accent 6"/>
+    <w:lsdException w:name="Bibliography" w:semiHidden="1" w:unhideWhenUsed="1"/>
+    <w:lsdException w:name="TOC Heading" w:semiHidden="1" w:unhideWhenUsed="1"/>
+    <w:lsdException w:name="Grid Table 4" w:uiPriority="49"/>
+    <w:lsdException w:name="Grid Table 5 Dark" w:uiPriority="50"/>
+    <w:lsdException w:name="Grid Table 6 Colorful" w:uiPriority="51"/>
+    <w:lsdException w:name="Grid Table 7 Colorful" w:uiPriority="52"/>
+    <w:lsdException w:name="Grid Table 1 Light Accent 1" w:uiPriority="46"/>
+    <w:lsdException w:name="Grid Table 2 Accent 1" w:uiPriority="47"/>
+    <w:lsdException w:name="Grid Table 3 Accent 1" w:uiPriority="48"/>
+    <w:lsdException w:name="Grid Table 4 Accent 1" w:uiPriority="49"/>
+    <w:lsdException w:name="Grid Table 5 Dark Accent 1" w:uiPriority="50"/>
+    <w:lsdException w:name="Grid Table 6 Colorful Accent 1" w:uiPriority="51"/>
+    <w:lsdException w:name="Grid Table 7 Colorful Accent 1" w:uiPriority="52"/>
+    <w:lsdException w:name="Grid Table 1 Light Accent 2" w:uiPriority="46"/>
+    <w:lsdException w:name="Grid Table 2 Accent 2" w:uiPriority="47"/>
+    <w:lsdException w:name="Grid Table 3 Accent 2" w:uiPriority="48"/>
+    <w:lsdException w:name="Grid Table 4 Accent 2" w:uiPriority="49"/>
+    <w:lsdException w:name="Grid Table 5 Dark Accent 2" w:uiPriority="50"/>
+    <w:lsdException w:name="Grid Table 6 Colorful Accent 2" w:uiPriority="51"/>
+    <w:lsdException w:name="Grid Table 7 Colorful Accent 2" w:uiPriority="52"/>
+    <w:lsdException w:name="Grid Table 1 Light Accent 3" w:uiPriority="46"/>
+    <w:lsdException w:name="Grid Table 2 Accent 3" w:uiPriority="47"/>
+    <w:lsdException w:name="Grid Table 3 Accent 3" w:uiPriority="48"/>
+    <w:lsdException w:name="Grid Table 4 Accent 3" w:uiPriority="49"/>
+    <w:lsdException w:name="Grid Table 5 Dark Accent 3" w:uiPriority="50"/>
+    <w:lsdException w:name="Grid Table 6 Colorful Accent 3" w:uiPriority="51"/>
+    <w:lsdException w:name="Grid Table 7 Colorful Accent 3" w:uiPriority="52"/>
+    <w:lsdException w:name="Grid Table 1 Light Accent 4" w:uiPriority="46"/>
+    <w:lsdException w:name="Grid Table 2 Accent 4" w:uiPriority="47"/>
+    <w:lsdException w:name="Grid Table 3 Accent 4" w:uiPriority="48"/>
+    <w:lsdException w:name="Grid Table 4 Accent 4" w:uiPriority="49"/>
+    <w:lsdException w:name="Grid Table 5 Dark Accent 4" w:uiPriority="50"/>
+    <w:lsdException w:name="Grid Table 6 Colorful Accent 4" w:uiPriority="51"/>
+    <w:lsdException w:name="Grid Table 7 Colorful Accent 4" w:uiPriority="52"/>
+    <w:lsdException w:name="Grid Table 1 Light Accent 5" w:uiPriority="46"/>
+    <w:lsdException w:name="Grid Table 2 Accent 5" w:uiPriority="47"/>
+    <w:lsdException w:name="Grid Table 3 Accent 5" w:uiPriority="48"/>
+    <w:lsdException w:name="Grid Table 4 Accent 5" w:uiPriority="49"/>
+    <w:lsdException w:name="Grid Table 5 Dark Accent 5" w:uiPriority="50"/>
+    <w:lsdException w:name="Grid Table 6 Colorful Accent 5" w:uiPriority="51"/>
+    <w:lsdException w:name="Grid Table 7 Colorful Accent 5" w:uiPriority="52"/>
+    <w:lsdException w:name="Grid Table 1 Light Accent 6" w:uiPriority="46"/>
+    <w:lsdException w:name="Grid Table 2 Accent 6" w:uiPriority="47"/>
+    <w:lsdException w:name="Grid Table 3 Accent 6" w:uiPriority="48"/>
+    <w:lsdException w:name="Grid Table 4 Accent 6" w:uiPriority="49"/>
+    <w:lsdException w:name="Grid Table 5 Dark Accent 6" w:uiPriority="50"/>
+    <w:lsdException w:name="Grid Table 6 Colorful Accent 6" w:uiPriority="51"/>
+    <w:lsdException w:name="Grid Table 7 Colorful Accent 6" w:uiPriority="52"/>
+    <w:lsdException w:name="List Table 1 Light" w:uiPriority="46"/>
+    <w:lsdException w:name="List Table 2" w:uiPriority="47"/>
+    <w:lsdException w:name="List Table 3" w:uiPriority="48"/>
+    <w:lsdException w:name="List Table 4" w:uiPriority="49"/>
+    <w:lsdException w:name="List Table 5 Dark" w:uiPriority="50"/>
+    <w:lsdException w:name="List Table 6 Colorful" w:uiPriority="51"/>
+    <w:lsdException w:name="List Table 7 Colorful" w:uiPriority="52"/>
+    <w:lsdException w:name="List Table 1 Light Accent 1" w:uiPriority="46"/>
+    <w:lsdException w:name="List Table 2 Accent 1" w:uiPriority="47"/>
+    <w:lsdException w:name="List Table 3 Accent 1" w:uiPriority="48"/>
+    <w:lsdException w:name="List Table 4 Accent 1" w:uiPriority="49"/>
+    <w:lsdException w:name="List Table 5 Dark Accent 1" w:uiPriority="50"/>
+    <w:lsdException w:name="List Table 6 Colorful Accent 1" w:uiPriority="51"/>
+    <w:lsdException w:name="List Table 7 Colorful Accent 1" w:uiPriority="52"/>
+    <w:lsdException w:name="List Table 1 Light Accent 2" w:uiPriority="46"/>
+    <w:lsdException w:name="List Table 2 Accent 2" w:uiPriority="47"/>
+    <w:lsdException w:name="List Table 3 Accent 2" w:uiPriority="48"/>
+    <w:lsdException w:name="List Table 4 Accent 2" w:uiPriority="49"/>
+    <w:lsdException w:name="List Table 5 Dark Accent 2" w:uiPriority="50"/>
+    <w:lsdException w:name="List Table 6 Colorful Accent 2" w:uiPriority="51"/>
+    <w:lsdException w:name="List Table 7 Colorful Accent 2" w:uiPriority="52"/>
+    <w:lsdException w:name="List Table 1 Light Accent 3" w:uiPriority="46"/>
+    <w:lsdException w:name="List Table 2 Accent 3" w:uiPriority="47"/>
+    <w:lsdException w:name="List Table 3 Accent 3" w:uiPriority="48"/>
+    <w:lsdException w:name="List Table 4 Accent 3" w:uiPriority="49"/>
+    <w:lsdException w:name="List Table 5 Dark Accent 3" w:uiPriority="50"/>
+    <w:lsdException w:name="List Table 6 Colorful Accent 3" w:uiPriority="51"/>
+    <w:lsdException w:name="List Table 7 Colorful Accent 3" w:uiPriority="52"/>
+    <w:lsdException w:name="List Table 1 Light Accent 4" w:uiPriority="46"/>
+    <w:lsdException w:name="List Table 2 Accent 4" w:uiPriority="47"/>
+    <w:lsdException w:name="List Table 3 Accent 4" w:uiPriority="48"/>
+    <w:lsdException w:name="List Table 4 Accent 4" w:uiPriority="49"/>
+    <w:lsdException w:name="List Table 5 Dark Accent 4" w:uiPriority="50"/>
+    <w:lsdException w:name="List Table 6 Colorful Accent 4" w:uiPriority="51"/>
+    <w:lsdException w:name="List Table 7 Colorful Accent 4" w:uiPriority="52"/>
+    <w:lsdException w:name="List Table 1 Light Accent 5" w:uiPriority="46"/>
+    <w:lsdException w:name="List Table 2 Accent 5" w:uiPriority="47"/>
+    <w:lsdException w:name="List Table 3 Accent 5" w:uiPriority="48"/>
+    <w:lsdException w:name="List Table 4 Accent 5" w:uiPriority="49"/>
+    <w:lsdException w:name="List Table 5 Dark Accent 5" w:uiPriority="50"/>
+    <w:lsdException w:name="List Table 6 Colorful Accent 5" w:uiPriority="51"/>
+    <w:lsdException w:name="List Table 7 Colorful Accent 5" w:uiPriority="52"/>
+    <w:lsdException w:name="List Table 1 Light Accent 6" w:uiPriority="46"/>
+    <w:lsdException w:name="List Table 2 Accent 6" w:uiPriority="47"/>
+    <w:lsdException w:name="List Table 3 Accent 6" w:uiPriority="48"/>
+    <w:lsdException w:name="List Table 4 Accent 6" w:uiPriority="49"/>
+    <w:lsdException w:name="List Table 5 Dark Accent 6" w:uiPriority="50"/>
+    <w:lsdException w:name="List Table 6 Colorful Accent 6" w:uiPriority="51"/>
+    <w:lsdException w:name="List Table 7 Colorful Accent 6" w:uiPriority="52"/>
+  </w:latentStyles>
+  <w:style w:type="paragraph" w:default="1" w:styleId="Normal">
     <w:name w:val="Normal"/>
     <w:qFormat/>
   </w:style>
-  <w:style w:styleId="BodyText" w:type="paragraph">
+  <w:style w:type="paragraph" w:styleId="Ttulo1">
+    <w:name w:val="heading 1"/>
+    <w:basedOn w:val="Normal"/>
+    <w:next w:val="Corpodetexto"/>
+    <w:link w:val="Ttulo1Char"/>
+    <w:uiPriority w:val="9"/>
+    <w:qFormat/>
+    <w:rsid w:val="00A10FD9"/>
+    <w:pPr>
+      <w:keepNext/>
+      <w:keepLines/>
+      <w:spacing w:before="360" w:after="80"/>
+      <w:outlineLvl w:val="0"/>
+    </w:pPr>
+    <w:rPr>
+      <w:rFonts w:asciiTheme="majorHAnsi" w:eastAsiaTheme="majorEastAsia" w:hAnsiTheme="majorHAnsi" w:cstheme="majorBidi"/>
+      <w:color w:val="0F4761" w:themeColor="accent1" w:themeShade="BF"/>
+      <w:sz w:val="40"/>
+      <w:szCs w:val="40"/>
+    </w:rPr>
+  </w:style>
+  <w:style w:type="paragraph" w:styleId="Ttulo2">
+    <w:name w:val="heading 2"/>
+    <w:basedOn w:val="Normal"/>
+    <w:next w:val="Corpodetexto"/>
+    <w:link w:val="Ttulo2Char"/>
+    <w:uiPriority w:val="9"/>
+    <w:semiHidden/>
+    <w:unhideWhenUsed/>
+    <w:qFormat/>
+    <w:rsid w:val="00A10FD9"/>
+    <w:pPr>
+      <w:keepNext/>
+      <w:keepLines/>
+      <w:spacing w:before="160" w:after="80"/>
+      <w:outlineLvl w:val="1"/>
+    </w:pPr>
+    <w:rPr>
+      <w:rFonts w:asciiTheme="majorHAnsi" w:eastAsiaTheme="majorEastAsia" w:hAnsiTheme="majorHAnsi" w:cstheme="majorBidi"/>
+      <w:color w:val="0F4761" w:themeColor="accent1" w:themeShade="BF"/>
+      <w:sz w:val="32"/>
+      <w:szCs w:val="32"/>
+    </w:rPr>
+  </w:style>
+  <w:style w:type="paragraph" w:styleId="Ttulo3">
+    <w:name w:val="heading 3"/>
+    <w:basedOn w:val="Normal"/>
+    <w:next w:val="Corpodetexto"/>
+    <w:link w:val="Ttulo3Char"/>
+    <w:uiPriority w:val="9"/>
+    <w:semiHidden/>
+    <w:unhideWhenUsed/>
+    <w:qFormat/>
+    <w:rsid w:val="00A10FD9"/>
+    <w:pPr>
+      <w:keepNext/>
+      <w:keepLines/>
+      <w:spacing w:before="160" w:after="80"/>
+      <w:outlineLvl w:val="2"/>
+    </w:pPr>
+    <w:rPr>
+      <w:rFonts w:eastAsiaTheme="majorEastAsia" w:cstheme="majorBidi"/>
+      <w:color w:val="0F4761" w:themeColor="accent1" w:themeShade="BF"/>
+      <w:sz w:val="28"/>
+      <w:szCs w:val="28"/>
+    </w:rPr>
+  </w:style>
+  <w:style w:type="paragraph" w:styleId="Ttulo4">
+    <w:name w:val="heading 4"/>
+    <w:basedOn w:val="Normal"/>
+    <w:next w:val="Corpodetexto"/>
+    <w:link w:val="Ttulo4Char"/>
+    <w:uiPriority w:val="9"/>
+    <w:semiHidden/>
+    <w:unhideWhenUsed/>
+    <w:qFormat/>
+    <w:rsid w:val="00A10FD9"/>
+    <w:pPr>
+      <w:keepNext/>
+      <w:keepLines/>
+      <w:spacing w:before="80" w:after="40"/>
+      <w:outlineLvl w:val="3"/>
+    </w:pPr>
+    <w:rPr>
+      <w:rFonts w:eastAsiaTheme="majorEastAsia" w:cstheme="majorBidi"/>
+      <w:i/>
+      <w:iCs/>
+      <w:color w:val="0F4761" w:themeColor="accent1" w:themeShade="BF"/>
+    </w:rPr>
+  </w:style>
+  <w:style w:type="paragraph" w:styleId="Ttulo5">
+    <w:name w:val="heading 5"/>
+    <w:basedOn w:val="Normal"/>
+    <w:next w:val="Corpodetexto"/>
+    <w:link w:val="Ttulo5Char"/>
+    <w:uiPriority w:val="9"/>
+    <w:semiHidden/>
+    <w:unhideWhenUsed/>
+    <w:qFormat/>
+    <w:rsid w:val="00A10FD9"/>
+    <w:pPr>
+      <w:keepNext/>
+      <w:keepLines/>
+      <w:spacing w:before="80" w:after="40"/>
+      <w:outlineLvl w:val="4"/>
+    </w:pPr>
+    <w:rPr>
+      <w:rFonts w:eastAsiaTheme="majorEastAsia" w:cstheme="majorBidi"/>
+      <w:color w:val="0F4761" w:themeColor="accent1" w:themeShade="BF"/>
+    </w:rPr>
+  </w:style>
+  <w:style w:type="paragraph" w:styleId="Ttulo6">
+    <w:name w:val="heading 6"/>
+    <w:basedOn w:val="Normal"/>
+    <w:next w:val="Corpodetexto"/>
+    <w:link w:val="Ttulo6Char"/>
+    <w:uiPriority w:val="9"/>
+    <w:semiHidden/>
+    <w:unhideWhenUsed/>
+    <w:qFormat/>
+    <w:rsid w:val="00A10FD9"/>
+    <w:pPr>
+      <w:keepNext/>
+      <w:keepLines/>
+      <w:spacing w:before="40" w:after="0"/>
+      <w:outlineLvl w:val="5"/>
+    </w:pPr>
+    <w:rPr>
+      <w:rFonts w:eastAsiaTheme="majorEastAsia" w:cstheme="majorBidi"/>
+      <w:i/>
+      <w:iCs/>
+      <w:color w:val="595959" w:themeColor="text1" w:themeTint="A6"/>
+    </w:rPr>
+  </w:style>
+  <w:style w:type="paragraph" w:styleId="Ttulo7">
+    <w:name w:val="heading 7"/>
+    <w:basedOn w:val="Normal"/>
+    <w:next w:val="Corpodetexto"/>
+    <w:link w:val="Ttulo7Char"/>
+    <w:uiPriority w:val="9"/>
+    <w:semiHidden/>
+    <w:unhideWhenUsed/>
+    <w:qFormat/>
+    <w:rsid w:val="00A10FD9"/>
+    <w:pPr>
+      <w:keepNext/>
+      <w:keepLines/>
+      <w:spacing w:before="40" w:after="0"/>
+      <w:outlineLvl w:val="6"/>
+    </w:pPr>
+    <w:rPr>
+      <w:rFonts w:eastAsiaTheme="majorEastAsia" w:cstheme="majorBidi"/>
+      <w:color w:val="595959" w:themeColor="text1" w:themeTint="A6"/>
+    </w:rPr>
+  </w:style>
+  <w:style w:type="paragraph" w:styleId="Ttulo8">
+    <w:name w:val="heading 8"/>
+    <w:basedOn w:val="Normal"/>
+    <w:next w:val="Corpodetexto"/>
+    <w:link w:val="Ttulo8Char"/>
+    <w:uiPriority w:val="9"/>
+    <w:semiHidden/>
+    <w:unhideWhenUsed/>
+    <w:qFormat/>
+    <w:rsid w:val="00A10FD9"/>
+    <w:pPr>
+      <w:keepNext/>
+      <w:keepLines/>
+      <w:spacing w:after="0"/>
+      <w:outlineLvl w:val="7"/>
+    </w:pPr>
+    <w:rPr>
+      <w:rFonts w:eastAsiaTheme="majorEastAsia" w:cstheme="majorBidi"/>
+      <w:i/>
+      <w:iCs/>
+      <w:color w:val="272727" w:themeColor="text1" w:themeTint="D8"/>
+    </w:rPr>
+  </w:style>
+  <w:style w:type="paragraph" w:styleId="Ttulo9">
+    <w:name w:val="heading 9"/>
+    <w:basedOn w:val="Normal"/>
+    <w:next w:val="Corpodetexto"/>
+    <w:link w:val="Ttulo9Char"/>
+    <w:uiPriority w:val="9"/>
+    <w:semiHidden/>
+    <w:unhideWhenUsed/>
+    <w:qFormat/>
+    <w:rsid w:val="00A10FD9"/>
+    <w:pPr>
+      <w:keepNext/>
+      <w:keepLines/>
+      <w:spacing w:after="0"/>
+      <w:outlineLvl w:val="8"/>
+    </w:pPr>
+    <w:rPr>
+      <w:rFonts w:eastAsiaTheme="majorEastAsia" w:cstheme="majorBidi"/>
+      <w:color w:val="272727" w:themeColor="text1" w:themeTint="D8"/>
+    </w:rPr>
+  </w:style>
+  <w:style w:type="character" w:default="1" w:styleId="Fontepargpadro">
+    <w:name w:val="Default Paragraph Font"/>
+    <w:uiPriority w:val="1"/>
+    <w:semiHidden/>
+    <w:unhideWhenUsed/>
+  </w:style>
+  <w:style w:type="table" w:default="1" w:styleId="Tabelanormal">
+    <w:name w:val="Normal Table"/>
+    <w:uiPriority w:val="99"/>
+    <w:semiHidden/>
+    <w:unhideWhenUsed/>
+    <w:tblPr>
+      <w:tblInd w:w="0" w:type="dxa"/>
+      <w:tblCellMar>
+        <w:top w:w="0" w:type="dxa"/>
+        <w:left w:w="108" w:type="dxa"/>
+        <w:bottom w:w="0" w:type="dxa"/>
+        <w:right w:w="108" w:type="dxa"/>
+      </w:tblCellMar>
+    </w:tblPr>
+  </w:style>
+  <w:style w:type="numbering" w:default="1" w:styleId="Semlista">
+    <w:name w:val="No List"/>
+    <w:uiPriority w:val="99"/>
+    <w:semiHidden/>
+    <w:unhideWhenUsed/>
+  </w:style>
+  <w:style w:type="paragraph" w:styleId="Corpodetexto">
     <w:name w:val="Body Text"/>
     <w:basedOn w:val="Normal"/>
-    <w:link w:val="BodyTextChar"/>
-    <w:qFormat/>
-    <w:pPr>
-      <w:spacing w:after="180" w:before="180"/>
-    </w:pPr>
-  </w:style>
-  <w:style w:customStyle="1" w:styleId="FirstParagraph" w:type="paragraph">
+    <w:qFormat/>
+    <w:pPr>
+      <w:spacing w:before="180" w:after="180"/>
+    </w:pPr>
+  </w:style>
+  <w:style w:type="paragraph" w:customStyle="1" w:styleId="FirstParagraph">
     <w:name w:val="First Paragraph"/>
-    <w:basedOn w:val="BodyText"/>
-    <w:next w:val="BodyText"/>
-    <w:qFormat/>
-  </w:style>
-  <w:style w:customStyle="1" w:styleId="Compact" w:type="paragraph">
+    <w:basedOn w:val="Corpodetexto"/>
+    <w:next w:val="Corpodetexto"/>
+    <w:qFormat/>
+  </w:style>
+  <w:style w:type="paragraph" w:customStyle="1" w:styleId="Compact">
     <w:name w:val="Compact"/>
-    <w:basedOn w:val="BodyText"/>
-    <w:qFormat/>
-    <w:pPr>
-      <w:spacing w:after="36" w:before="36"/>
-    </w:pPr>
-  </w:style>
-  <w:style w:styleId="Title" w:type="paragraph">
+    <w:basedOn w:val="Corpodetexto"/>
+    <w:qFormat/>
+    <w:pPr>
+      <w:spacing w:before="36" w:after="36"/>
+    </w:pPr>
+  </w:style>
+  <w:style w:type="paragraph" w:styleId="Ttulo">
     <w:name w:val="Title"/>
     <w:basedOn w:val="Normal"/>
-    <w:next w:val="BodyText"/>
-    <w:link w:val="TitleChar"/>
+    <w:next w:val="Corpodetexto"/>
+    <w:link w:val="TtuloChar"/>
     <w:uiPriority w:val="10"/>
     <w:qFormat/>
     <w:rsid w:val="00A10FD9"/>
     <w:pPr>
-      <w:spacing w:after="80" w:line="240" w:lineRule="auto"/>
+      <w:spacing w:after="80"/>
       <w:contextualSpacing/>
       <w:jc w:val="center"/>
     </w:pPr>
     <w:rPr>
-      <w:rFonts w:asciiTheme="majorHAnsi" w:cstheme="majorBidi" w:eastAsiaTheme="majorEastAsia" w:hAnsiTheme="majorHAnsi"/>
+      <w:rFonts w:asciiTheme="majorHAnsi" w:eastAsiaTheme="majorEastAsia" w:hAnsiTheme="majorHAnsi" w:cstheme="majorBidi"/>
       <w:spacing w:val="-10"/>
       <w:kern w:val="28"/>
       <w:sz w:val="56"/>
       <w:szCs w:val="56"/>
     </w:rPr>
   </w:style>
-  <w:style w:customStyle="1" w:styleId="TitleChar" w:type="character">
-    <w:name w:val="Title Char"/>
-    <w:basedOn w:val="DefaultParagraphFont"/>
-    <w:link w:val="Title"/>
+  <w:style w:type="character" w:customStyle="1" w:styleId="TtuloChar">
+    <w:name w:val="Título Char"/>
+    <w:basedOn w:val="Fontepargpadro"/>
+    <w:link w:val="Ttulo"/>
     <w:uiPriority w:val="10"/>
     <w:rsid w:val="00A10FD9"/>
     <w:rPr>
-      <w:rFonts w:asciiTheme="majorHAnsi" w:cstheme="majorBidi" w:eastAsiaTheme="majorEastAsia" w:hAnsiTheme="majorHAnsi"/>
+      <w:rFonts w:asciiTheme="majorHAnsi" w:eastAsiaTheme="majorEastAsia" w:hAnsiTheme="majorHAnsi" w:cstheme="majorBidi"/>
       <w:spacing w:val="-10"/>
       <w:kern w:val="28"/>
       <w:sz w:val="56"/>
       <w:szCs w:val="56"/>
     </w:rPr>
   </w:style>
-  <w:style w:styleId="Subtitle" w:type="paragraph">
+  <w:style w:type="paragraph" w:styleId="Subttulo">
     <w:name w:val="Subtitle"/>
-    <w:basedOn w:val="Title"/>
-    <w:next w:val="BodyText"/>
-    <w:link w:val="SubtitleChar"/>
+    <w:basedOn w:val="Ttulo"/>
+    <w:next w:val="Corpodetexto"/>
+    <w:link w:val="SubttuloChar"/>
     <w:uiPriority w:val="11"/>
     <w:qFormat/>
     <w:rsid w:val="00A10FD9"/>
@@ -696,29 +1174,28 @@
       </w:numPr>
     </w:pPr>
     <w:rPr>
-      <w:rFonts w:cstheme="majorBidi" w:eastAsiaTheme="majorEastAsia"/>
       <w:spacing w:val="15"/>
       <w:sz w:val="28"/>
       <w:szCs w:val="28"/>
     </w:rPr>
   </w:style>
-  <w:style w:customStyle="1" w:styleId="SubtitleChar" w:type="character">
-    <w:name w:val="Subtitle Char"/>
-    <w:basedOn w:val="DefaultParagraphFont"/>
-    <w:link w:val="Subtitle"/>
+  <w:style w:type="character" w:customStyle="1" w:styleId="SubttuloChar">
+    <w:name w:val="Subtítulo Char"/>
+    <w:basedOn w:val="Fontepargpadro"/>
+    <w:link w:val="Subttulo"/>
     <w:uiPriority w:val="11"/>
     <w:rsid w:val="00A10FD9"/>
     <w:rPr>
-      <w:rFonts w:cstheme="majorBidi" w:eastAsiaTheme="majorEastAsia"/>
-      <w:color w:themeColor="text1" w:themeTint="A6" w:val="595959"/>
+      <w:rFonts w:eastAsiaTheme="majorEastAsia" w:cstheme="majorBidi"/>
+      <w:color w:val="595959" w:themeColor="text1" w:themeTint="A6"/>
       <w:spacing w:val="15"/>
       <w:sz w:val="28"/>
       <w:szCs w:val="28"/>
     </w:rPr>
   </w:style>
-  <w:style w:customStyle="1" w:styleId="Author" w:type="paragraph">
+  <w:style w:type="paragraph" w:customStyle="1" w:styleId="Author">
     <w:name w:val="Author"/>
-    <w:next w:val="BodyText"/>
+    <w:next w:val="Corpodetexto"/>
     <w:qFormat/>
     <w:pPr>
       <w:keepNext/>
@@ -726,9 +1203,9 @@
       <w:jc w:val="center"/>
     </w:pPr>
   </w:style>
-  <w:style w:styleId="Date" w:type="paragraph">
+  <w:style w:type="paragraph" w:styleId="Data">
     <w:name w:val="Date"/>
-    <w:next w:val="BodyText"/>
+    <w:next w:val="Corpodetexto"/>
     <w:qFormat/>
     <w:pPr>
       <w:keepNext/>
@@ -736,7 +1213,7 @@
       <w:jc w:val="center"/>
     </w:pPr>
   </w:style>
-  <w:style w:customStyle="1" w:styleId="AbstractTitle" w:type="paragraph">
+  <w:style w:type="paragraph" w:customStyle="1" w:styleId="AbstractTitle">
     <w:name w:val="Abstract Title"/>
     <w:basedOn w:val="Normal"/>
     <w:next w:val="Abstract"/>
@@ -744,7 +1221,7 @@
     <w:pPr>
       <w:keepNext/>
       <w:keepLines/>
-      <w:spacing w:after="0" w:before="300"/>
+      <w:spacing w:before="300" w:after="0"/>
       <w:jc w:val="center"/>
     </w:pPr>
     <w:rPr>
@@ -753,416 +1230,206 @@
       <w:szCs w:val="20"/>
     </w:rPr>
   </w:style>
-  <w:style w:customStyle="1" w:styleId="Abstract" w:type="paragraph">
+  <w:style w:type="paragraph" w:customStyle="1" w:styleId="Abstract">
     <w:name w:val="Abstract"/>
     <w:basedOn w:val="Normal"/>
-    <w:next w:val="BodyText"/>
+    <w:next w:val="Corpodetexto"/>
     <w:qFormat/>
     <w:pPr>
       <w:keepNext/>
       <w:keepLines/>
-      <w:spacing w:after="300" w:before="100"/>
+      <w:spacing w:before="100" w:after="300"/>
     </w:pPr>
     <w:rPr>
       <w:sz w:val="20"/>
       <w:szCs w:val="20"/>
     </w:rPr>
   </w:style>
-  <w:style w:styleId="Bibliography" w:type="paragraph">
+  <w:style w:type="paragraph" w:styleId="Bibliografia">
     <w:name w:val="Bibliography"/>
     <w:basedOn w:val="Normal"/>
-    <w:next w:val="Bibliography"/>
-    <w:qFormat/>
-    <w:pPr/>
-    <w:rPr/>
-  </w:style>
-  <w:style w:styleId="Heading1" w:type="paragraph">
-    <w:name w:val="heading 1"/>
-    <w:basedOn w:val="Normal"/>
-    <w:next w:val="BodyText"/>
-    <w:link w:val="Heading1Char"/>
+    <w:qFormat/>
+  </w:style>
+  <w:style w:type="character" w:customStyle="1" w:styleId="Ttulo1Char">
+    <w:name w:val="Título 1 Char"/>
+    <w:basedOn w:val="Fontepargpadro"/>
+    <w:link w:val="Ttulo1"/>
     <w:uiPriority w:val="9"/>
-    <w:qFormat/>
     <w:rsid w:val="00A10FD9"/>
-    <w:pPr>
-      <w:keepNext/>
-      <w:keepLines/>
-      <w:spacing w:after="80" w:before="360"/>
-      <w:outlineLvl w:val="0"/>
-    </w:pPr>
-    <w:rPr>
-      <w:rFonts w:asciiTheme="majorHAnsi" w:cstheme="majorBidi" w:eastAsiaTheme="majorEastAsia" w:hAnsiTheme="majorHAnsi"/>
-      <w:color w:themeColor="accent1" w:themeShade="BF" w:val="0F4761"/>
+    <w:rPr>
+      <w:rFonts w:asciiTheme="majorHAnsi" w:eastAsiaTheme="majorEastAsia" w:hAnsiTheme="majorHAnsi" w:cstheme="majorBidi"/>
+      <w:color w:val="0F4761" w:themeColor="accent1" w:themeShade="BF"/>
       <w:sz w:val="40"/>
       <w:szCs w:val="40"/>
     </w:rPr>
   </w:style>
-  <w:style w:styleId="Heading2" w:type="paragraph">
-    <w:name w:val="heading 2"/>
-    <w:basedOn w:val="Normal"/>
-    <w:next w:val="BodyText"/>
-    <w:link w:val="Heading2Char"/>
-    <w:uiPriority w:val="9"/>
-    <w:semiHidden/>
-    <w:unhideWhenUsed/>
-    <w:qFormat/>
-    <w:rsid w:val="00A10FD9"/>
-    <w:pPr>
-      <w:keepNext/>
-      <w:keepLines/>
-      <w:spacing w:after="80" w:before="160"/>
-      <w:outlineLvl w:val="1"/>
-    </w:pPr>
-    <w:rPr>
-      <w:rFonts w:asciiTheme="majorHAnsi" w:cstheme="majorBidi" w:eastAsiaTheme="majorEastAsia" w:hAnsiTheme="majorHAnsi"/>
-      <w:color w:themeColor="accent1" w:themeShade="BF" w:val="0F4761"/>
-      <w:sz w:val="32"/>
-      <w:szCs w:val="32"/>
-    </w:rPr>
-  </w:style>
-  <w:style w:styleId="Heading3" w:type="paragraph">
-    <w:name w:val="heading 3"/>
-    <w:basedOn w:val="Normal"/>
-    <w:next w:val="BodyText"/>
-    <w:link w:val="Heading3Char"/>
-    <w:uiPriority w:val="9"/>
-    <w:semiHidden/>
-    <w:unhideWhenUsed/>
-    <w:qFormat/>
-    <w:rsid w:val="00A10FD9"/>
-    <w:pPr>
-      <w:keepNext/>
-      <w:keepLines/>
-      <w:spacing w:after="80" w:before="160"/>
-      <w:outlineLvl w:val="2"/>
-    </w:pPr>
-    <w:rPr>
-      <w:rFonts w:cstheme="majorBidi" w:eastAsiaTheme="majorEastAsia"/>
-      <w:color w:themeColor="accent1" w:themeShade="BF" w:val="0F4761"/>
-      <w:sz w:val="28"/>
-      <w:szCs w:val="28"/>
-    </w:rPr>
-  </w:style>
-  <w:style w:styleId="Heading4" w:type="paragraph">
-    <w:name w:val="heading 4"/>
-    <w:basedOn w:val="Normal"/>
-    <w:next w:val="BodyText"/>
-    <w:link w:val="Heading4Char"/>
-    <w:uiPriority w:val="9"/>
-    <w:semiHidden/>
-    <w:unhideWhenUsed/>
-    <w:qFormat/>
-    <w:rsid w:val="00A10FD9"/>
-    <w:pPr>
-      <w:keepNext/>
-      <w:keepLines/>
-      <w:spacing w:after="40" w:before="80"/>
-      <w:outlineLvl w:val="3"/>
-    </w:pPr>
-    <w:rPr>
-      <w:rFonts w:cstheme="majorBidi" w:eastAsiaTheme="majorEastAsia"/>
-      <w:i/>
-      <w:iCs/>
-      <w:color w:themeColor="accent1" w:themeShade="BF" w:val="0F4761"/>
-    </w:rPr>
-  </w:style>
-  <w:style w:styleId="Heading5" w:type="paragraph">
-    <w:name w:val="heading 5"/>
-    <w:basedOn w:val="Normal"/>
-    <w:next w:val="BodyText"/>
-    <w:link w:val="Heading5Char"/>
-    <w:uiPriority w:val="9"/>
-    <w:semiHidden/>
-    <w:unhideWhenUsed/>
-    <w:qFormat/>
-    <w:rsid w:val="00A10FD9"/>
-    <w:pPr>
-      <w:keepNext/>
-      <w:keepLines/>
-      <w:spacing w:after="40" w:before="80"/>
-      <w:outlineLvl w:val="4"/>
-    </w:pPr>
-    <w:rPr>
-      <w:rFonts w:cstheme="majorBidi" w:eastAsiaTheme="majorEastAsia"/>
-      <w:color w:themeColor="accent1" w:themeShade="BF" w:val="0F4761"/>
-    </w:rPr>
-  </w:style>
-  <w:style w:styleId="Heading6" w:type="paragraph">
-    <w:name w:val="heading 6"/>
-    <w:basedOn w:val="Normal"/>
-    <w:next w:val="BodyText"/>
-    <w:link w:val="Heading6Char"/>
-    <w:uiPriority w:val="9"/>
-    <w:semiHidden/>
-    <w:unhideWhenUsed/>
-    <w:qFormat/>
-    <w:rsid w:val="00A10FD9"/>
-    <w:pPr>
-      <w:keepNext/>
-      <w:keepLines/>
-      <w:spacing w:after="0" w:before="40"/>
-      <w:outlineLvl w:val="5"/>
-    </w:pPr>
-    <w:rPr>
-      <w:rFonts w:cstheme="majorBidi" w:eastAsiaTheme="majorEastAsia"/>
-      <w:i/>
-      <w:iCs/>
-      <w:color w:themeColor="text1" w:themeTint="A6" w:val="595959"/>
-    </w:rPr>
-  </w:style>
-  <w:style w:styleId="Heading7" w:type="paragraph">
-    <w:name w:val="heading 7"/>
-    <w:basedOn w:val="Normal"/>
-    <w:next w:val="BodyText"/>
-    <w:link w:val="Heading7Char"/>
-    <w:uiPriority w:val="9"/>
-    <w:semiHidden/>
-    <w:unhideWhenUsed/>
-    <w:qFormat/>
-    <w:rsid w:val="00A10FD9"/>
-    <w:pPr>
-      <w:keepNext/>
-      <w:keepLines/>
-      <w:spacing w:after="0" w:before="40"/>
-      <w:outlineLvl w:val="6"/>
-    </w:pPr>
-    <w:rPr>
-      <w:rFonts w:cstheme="majorBidi" w:eastAsiaTheme="majorEastAsia"/>
-      <w:color w:themeColor="text1" w:themeTint="A6" w:val="595959"/>
-    </w:rPr>
-  </w:style>
-  <w:style w:styleId="Heading8" w:type="paragraph">
-    <w:name w:val="heading 8"/>
-    <w:basedOn w:val="Normal"/>
-    <w:next w:val="BodyText"/>
-    <w:link w:val="Heading8Char"/>
-    <w:uiPriority w:val="9"/>
-    <w:semiHidden/>
-    <w:unhideWhenUsed/>
-    <w:qFormat/>
-    <w:rsid w:val="00A10FD9"/>
-    <w:pPr>
-      <w:keepNext/>
-      <w:keepLines/>
-      <w:spacing w:after="0"/>
-      <w:outlineLvl w:val="7"/>
-    </w:pPr>
-    <w:rPr>
-      <w:rFonts w:cstheme="majorBidi" w:eastAsiaTheme="majorEastAsia"/>
-      <w:i/>
-      <w:iCs/>
-      <w:color w:themeColor="text1" w:themeTint="D8" w:val="272727"/>
-    </w:rPr>
-  </w:style>
-  <w:style w:styleId="Heading9" w:type="paragraph">
-    <w:name w:val="heading 9"/>
-    <w:basedOn w:val="Normal"/>
-    <w:next w:val="BodyText"/>
-    <w:link w:val="Heading9Char"/>
-    <w:uiPriority w:val="9"/>
-    <w:semiHidden/>
-    <w:unhideWhenUsed/>
-    <w:qFormat/>
-    <w:rsid w:val="00A10FD9"/>
-    <w:pPr>
-      <w:keepNext/>
-      <w:keepLines/>
-      <w:spacing w:after="0"/>
-      <w:outlineLvl w:val="8"/>
-    </w:pPr>
-    <w:rPr>
-      <w:rFonts w:cstheme="majorBidi" w:eastAsiaTheme="majorEastAsia"/>
-      <w:color w:themeColor="text1" w:themeTint="D8" w:val="272727"/>
-    </w:rPr>
-  </w:style>
-  <w:style w:customStyle="1" w:styleId="Heading1Char" w:type="character">
-    <w:name w:val="Heading 1 Char"/>
-    <w:basedOn w:val="DefaultParagraphFont"/>
-    <w:link w:val="Heading1"/>
-    <w:uiPriority w:val="9"/>
-    <w:rsid w:val="00A10FD9"/>
-    <w:rPr>
-      <w:rFonts w:asciiTheme="majorHAnsi" w:cstheme="majorBidi" w:eastAsiaTheme="majorEastAsia" w:hAnsiTheme="majorHAnsi"/>
-      <w:color w:themeColor="accent1" w:themeShade="BF" w:val="0F4761"/>
-      <w:sz w:val="40"/>
-      <w:szCs w:val="40"/>
-    </w:rPr>
-  </w:style>
-  <w:style w:customStyle="1" w:styleId="Heading2Char" w:type="character">
-    <w:name w:val="Heading 2 Char"/>
-    <w:basedOn w:val="DefaultParagraphFont"/>
-    <w:link w:val="Heading2"/>
+  <w:style w:type="character" w:customStyle="1" w:styleId="Ttulo2Char">
+    <w:name w:val="Título 2 Char"/>
+    <w:basedOn w:val="Fontepargpadro"/>
+    <w:link w:val="Ttulo2"/>
     <w:uiPriority w:val="9"/>
     <w:semiHidden/>
     <w:rsid w:val="00A10FD9"/>
     <w:rPr>
-      <w:rFonts w:asciiTheme="majorHAnsi" w:cstheme="majorBidi" w:eastAsiaTheme="majorEastAsia" w:hAnsiTheme="majorHAnsi"/>
-      <w:color w:themeColor="accent1" w:themeShade="BF" w:val="0F4761"/>
+      <w:rFonts w:asciiTheme="majorHAnsi" w:eastAsiaTheme="majorEastAsia" w:hAnsiTheme="majorHAnsi" w:cstheme="majorBidi"/>
+      <w:color w:val="0F4761" w:themeColor="accent1" w:themeShade="BF"/>
       <w:sz w:val="32"/>
       <w:szCs w:val="32"/>
     </w:rPr>
   </w:style>
-  <w:style w:customStyle="1" w:styleId="Heading3Char" w:type="character">
-    <w:name w:val="Heading 3 Char"/>
-    <w:basedOn w:val="DefaultParagraphFont"/>
-    <w:link w:val="Heading3"/>
+  <w:style w:type="character" w:customStyle="1" w:styleId="Ttulo3Char">
+    <w:name w:val="Título 3 Char"/>
+    <w:basedOn w:val="Fontepargpadro"/>
+    <w:link w:val="Ttulo3"/>
     <w:uiPriority w:val="9"/>
     <w:semiHidden/>
     <w:rsid w:val="00A10FD9"/>
     <w:rPr>
-      <w:rFonts w:cstheme="majorBidi" w:eastAsiaTheme="majorEastAsia"/>
-      <w:color w:themeColor="accent1" w:themeShade="BF" w:val="0F4761"/>
+      <w:rFonts w:eastAsiaTheme="majorEastAsia" w:cstheme="majorBidi"/>
+      <w:color w:val="0F4761" w:themeColor="accent1" w:themeShade="BF"/>
       <w:sz w:val="28"/>
       <w:szCs w:val="28"/>
     </w:rPr>
   </w:style>
-  <w:style w:customStyle="1" w:styleId="Heading4Char" w:type="character">
-    <w:name w:val="Heading 4 Char"/>
-    <w:basedOn w:val="DefaultParagraphFont"/>
-    <w:link w:val="Heading4"/>
+  <w:style w:type="character" w:customStyle="1" w:styleId="Ttulo4Char">
+    <w:name w:val="Título 4 Char"/>
+    <w:basedOn w:val="Fontepargpadro"/>
+    <w:link w:val="Ttulo4"/>
     <w:uiPriority w:val="9"/>
     <w:semiHidden/>
     <w:rsid w:val="00A10FD9"/>
     <w:rPr>
-      <w:rFonts w:cstheme="majorBidi" w:eastAsiaTheme="majorEastAsia"/>
+      <w:rFonts w:eastAsiaTheme="majorEastAsia" w:cstheme="majorBidi"/>
       <w:i/>
       <w:iCs/>
-      <w:color w:themeColor="accent1" w:themeShade="BF" w:val="0F4761"/>
-    </w:rPr>
-  </w:style>
-  <w:style w:customStyle="1" w:styleId="Heading5Char" w:type="character">
-    <w:name w:val="Heading 5 Char"/>
-    <w:basedOn w:val="DefaultParagraphFont"/>
-    <w:link w:val="Heading5"/>
+      <w:color w:val="0F4761" w:themeColor="accent1" w:themeShade="BF"/>
+    </w:rPr>
+  </w:style>
+  <w:style w:type="character" w:customStyle="1" w:styleId="Ttulo5Char">
+    <w:name w:val="Título 5 Char"/>
+    <w:basedOn w:val="Fontepargpadro"/>
+    <w:link w:val="Ttulo5"/>
     <w:uiPriority w:val="9"/>
     <w:semiHidden/>
     <w:rsid w:val="00A10FD9"/>
     <w:rPr>
-      <w:rFonts w:cstheme="majorBidi" w:eastAsiaTheme="majorEastAsia"/>
-      <w:color w:themeColor="accent1" w:themeShade="BF" w:val="0F4761"/>
-    </w:rPr>
-  </w:style>
-  <w:style w:customStyle="1" w:styleId="Heading6Char" w:type="character">
-    <w:name w:val="Heading 6 Char"/>
-    <w:basedOn w:val="DefaultParagraphFont"/>
-    <w:link w:val="Heading6"/>
+      <w:rFonts w:eastAsiaTheme="majorEastAsia" w:cstheme="majorBidi"/>
+      <w:color w:val="0F4761" w:themeColor="accent1" w:themeShade="BF"/>
+    </w:rPr>
+  </w:style>
+  <w:style w:type="character" w:customStyle="1" w:styleId="Ttulo6Char">
+    <w:name w:val="Título 6 Char"/>
+    <w:basedOn w:val="Fontepargpadro"/>
+    <w:link w:val="Ttulo6"/>
     <w:uiPriority w:val="9"/>
     <w:semiHidden/>
     <w:rsid w:val="00A10FD9"/>
     <w:rPr>
-      <w:rFonts w:cstheme="majorBidi" w:eastAsiaTheme="majorEastAsia"/>
+      <w:rFonts w:eastAsiaTheme="majorEastAsia" w:cstheme="majorBidi"/>
       <w:i/>
       <w:iCs/>
-      <w:color w:themeColor="text1" w:themeTint="A6" w:val="595959"/>
-    </w:rPr>
-  </w:style>
-  <w:style w:customStyle="1" w:styleId="Heading7Char" w:type="character">
-    <w:name w:val="Heading 7 Char"/>
-    <w:basedOn w:val="DefaultParagraphFont"/>
-    <w:link w:val="Heading7"/>
+      <w:color w:val="595959" w:themeColor="text1" w:themeTint="A6"/>
+    </w:rPr>
+  </w:style>
+  <w:style w:type="character" w:customStyle="1" w:styleId="Ttulo7Char">
+    <w:name w:val="Título 7 Char"/>
+    <w:basedOn w:val="Fontepargpadro"/>
+    <w:link w:val="Ttulo7"/>
     <w:uiPriority w:val="9"/>
     <w:semiHidden/>
     <w:rsid w:val="00A10FD9"/>
     <w:rPr>
-      <w:rFonts w:cstheme="majorBidi" w:eastAsiaTheme="majorEastAsia"/>
-      <w:color w:themeColor="text1" w:themeTint="A6" w:val="595959"/>
-    </w:rPr>
-  </w:style>
-  <w:style w:customStyle="1" w:styleId="Heading8Char" w:type="character">
-    <w:name w:val="Heading 8 Char"/>
-    <w:basedOn w:val="DefaultParagraphFont"/>
-    <w:link w:val="Heading8"/>
+      <w:rFonts w:eastAsiaTheme="majorEastAsia" w:cstheme="majorBidi"/>
+      <w:color w:val="595959" w:themeColor="text1" w:themeTint="A6"/>
+    </w:rPr>
+  </w:style>
+  <w:style w:type="character" w:customStyle="1" w:styleId="Ttulo8Char">
+    <w:name w:val="Título 8 Char"/>
+    <w:basedOn w:val="Fontepargpadro"/>
+    <w:link w:val="Ttulo8"/>
     <w:uiPriority w:val="9"/>
     <w:semiHidden/>
     <w:rsid w:val="00A10FD9"/>
     <w:rPr>
-      <w:rFonts w:cstheme="majorBidi" w:eastAsiaTheme="majorEastAsia"/>
+      <w:rFonts w:eastAsiaTheme="majorEastAsia" w:cstheme="majorBidi"/>
       <w:i/>
       <w:iCs/>
-      <w:color w:themeColor="text1" w:themeTint="D8" w:val="272727"/>
-    </w:rPr>
-  </w:style>
-  <w:style w:customStyle="1" w:styleId="Heading9Char" w:type="character">
-    <w:name w:val="Heading 9 Char"/>
-    <w:basedOn w:val="DefaultParagraphFont"/>
-    <w:link w:val="Heading9"/>
+      <w:color w:val="272727" w:themeColor="text1" w:themeTint="D8"/>
+    </w:rPr>
+  </w:style>
+  <w:style w:type="character" w:customStyle="1" w:styleId="Ttulo9Char">
+    <w:name w:val="Título 9 Char"/>
+    <w:basedOn w:val="Fontepargpadro"/>
+    <w:link w:val="Ttulo9"/>
     <w:uiPriority w:val="9"/>
     <w:semiHidden/>
     <w:rsid w:val="00A10FD9"/>
     <w:rPr>
-      <w:rFonts w:cstheme="majorBidi" w:eastAsiaTheme="majorEastAsia"/>
-      <w:color w:themeColor="text1" w:themeTint="D8" w:val="272727"/>
-    </w:rPr>
-  </w:style>
-  <w:style w:styleId="BlockText" w:type="paragraph">
+      <w:rFonts w:eastAsiaTheme="majorEastAsia" w:cstheme="majorBidi"/>
+      <w:color w:val="272727" w:themeColor="text1" w:themeTint="D8"/>
+    </w:rPr>
+  </w:style>
+  <w:style w:type="paragraph" w:styleId="Textoembloco">
     <w:name w:val="Block Text"/>
-    <w:basedOn w:val="BodyText"/>
-    <w:next w:val="BodyText"/>
+    <w:basedOn w:val="Corpodetexto"/>
+    <w:next w:val="Corpodetexto"/>
     <w:uiPriority w:val="9"/>
     <w:unhideWhenUsed/>
     <w:qFormat/>
     <w:pPr>
-      <w:spacing w:after="100" w:before="100"/>
-      <w:ind w:firstLine="0" w:left="480" w:right="480"/>
-    </w:pPr>
-  </w:style>
-  <w:style w:styleId="FootnoteText" w:type="paragraph">
-    <w:name w:val="Footnote Text"/>
+      <w:spacing w:before="100" w:after="100"/>
+      <w:ind w:left="480" w:right="480"/>
+    </w:pPr>
+  </w:style>
+  <w:style w:type="paragraph" w:styleId="Textodenotaderodap">
+    <w:name w:val="footnote text"/>
     <w:basedOn w:val="Normal"/>
-    <w:next w:val="FootnoteText"/>
     <w:uiPriority w:val="9"/>
     <w:unhideWhenUsed/>
     <w:qFormat/>
   </w:style>
-  <w:style w:styleId="FootnoteBlockText" w:type="paragraph">
+  <w:style w:type="paragraph" w:customStyle="1" w:styleId="FootnoteBlockText">
     <w:name w:val="Footnote Block Text"/>
-    <w:basedOn w:val="FootnoteText"/>
-    <w:next w:val="FootnoteText"/>
+    <w:basedOn w:val="Textodenotaderodap"/>
+    <w:next w:val="Textodenotaderodap"/>
     <w:uiPriority w:val="9"/>
     <w:unhideWhenUsed/>
     <w:qFormat/>
     <w:pPr>
-      <w:spacing w:after="100" w:before="100"/>
-      <w:ind w:firstLine="0" w:left="480" w:right="480"/>
-    </w:pPr>
-  </w:style>
-  <w:style w:default="1" w:styleId="DefaultParagraphFont" w:type="character">
-    <w:name w:val="Default Paragraph Font"/>
+      <w:spacing w:before="100" w:after="100"/>
+      <w:ind w:left="480" w:right="480"/>
+    </w:pPr>
+  </w:style>
+  <w:style w:type="table" w:customStyle="1" w:styleId="Table">
+    <w:name w:val="Table"/>
     <w:semiHidden/>
     <w:unhideWhenUsed/>
-  </w:style>
-  <w:style w:default="1" w:styleId="Table" w:type="table">
-    <w:name w:val="Table"/>
-    <w:basedOn w:val="TableNormal"/>
-    <w:semiHidden/>
-    <w:unhideWhenUsed/>
     <w:qFormat/>
     <w:tblPr>
-      <w:tblInd w:type="dxa" w:w="0"/>
+      <w:tblInd w:w="0" w:type="dxa"/>
       <w:tblCellMar>
-        <w:top w:type="dxa" w:w="0"/>
-        <w:left w:type="dxa" w:w="108"/>
-        <w:bottom w:type="dxa" w:w="0"/>
-        <w:right w:type="dxa" w:w="108"/>
+        <w:top w:w="0" w:type="dxa"/>
+        <w:left w:w="108" w:type="dxa"/>
+        <w:bottom w:w="0" w:type="dxa"/>
+        <w:right w:w="108" w:type="dxa"/>
       </w:tblCellMar>
     </w:tblPr>
     <w:tblStylePr w:type="firstRow">
       <w:tblPr>
         <w:jc w:val="left"/>
-        <w:tblInd w:type="dxa" w:w="0"/>
       </w:tblPr>
       <w:trPr>
         <w:jc w:val="left"/>
       </w:trPr>
       <w:tcPr>
         <w:tcBorders>
-          <w:bottom w:val="single"/>
+          <w:bottom w:val="single" w:sz="0" w:space="0" w:color="auto"/>
         </w:tcBorders>
         <w:vAlign w:val="bottom"/>
       </w:tcPr>
     </w:tblStylePr>
   </w:style>
-  <w:style w:customStyle="1" w:styleId="DefinitionTerm" w:type="paragraph">
+  <w:style w:type="paragraph" w:customStyle="1" w:styleId="DefinitionTerm">
     <w:name w:val="Definition Term"/>
     <w:basedOn w:val="Normal"/>
     <w:next w:val="Definition"/>
@@ -1175,78 +1442,79 @@
       <w:b/>
     </w:rPr>
   </w:style>
-  <w:style w:customStyle="1" w:styleId="Definition" w:type="paragraph">
+  <w:style w:type="paragraph" w:customStyle="1" w:styleId="Definition">
     <w:name w:val="Definition"/>
     <w:basedOn w:val="Normal"/>
   </w:style>
-  <w:style w:styleId="Caption" w:type="paragraph">
-    <w:name w:val="Caption"/>
+  <w:style w:type="paragraph" w:styleId="Legenda">
+    <w:name w:val="caption"/>
     <w:basedOn w:val="Normal"/>
-    <w:link w:val="BodyTextChar"/>
-    <w:pPr>
-      <w:spacing w:after="120" w:before="0"/>
+    <w:link w:val="LegendaChar"/>
+    <w:pPr>
+      <w:spacing w:after="120"/>
     </w:pPr>
     <w:rPr>
       <w:i/>
     </w:rPr>
   </w:style>
-  <w:style w:customStyle="1" w:styleId="TableCaption" w:type="paragraph">
+  <w:style w:type="paragraph" w:customStyle="1" w:styleId="TableCaption">
     <w:name w:val="Table Caption"/>
-    <w:basedOn w:val="Caption"/>
+    <w:basedOn w:val="Legenda"/>
     <w:pPr>
       <w:keepNext/>
     </w:pPr>
   </w:style>
-  <w:style w:customStyle="1" w:styleId="ImageCaption" w:type="paragraph">
+  <w:style w:type="paragraph" w:customStyle="1" w:styleId="ImageCaption">
     <w:name w:val="Image Caption"/>
-    <w:basedOn w:val="Caption"/>
-  </w:style>
-  <w:style w:customStyle="1" w:styleId="Figure" w:type="paragraph">
+    <w:basedOn w:val="Legenda"/>
+  </w:style>
+  <w:style w:type="paragraph" w:customStyle="1" w:styleId="Figure">
     <w:name w:val="Figure"/>
     <w:basedOn w:val="Normal"/>
   </w:style>
-  <w:style w:customStyle="1" w:styleId="CaptionedFigure" w:type="paragraph">
+  <w:style w:type="paragraph" w:customStyle="1" w:styleId="CaptionedFigure">
     <w:name w:val="Captioned Figure"/>
     <w:basedOn w:val="Figure"/>
     <w:pPr>
       <w:keepNext/>
     </w:pPr>
   </w:style>
-  <w:style w:customStyle="1" w:styleId="BodyTextChar" w:type="character">
-    <w:name w:val="Body Text Char"/>
-    <w:basedOn w:val="DefaultParagraphFont"/>
-    <w:link w:val="BodyText"/>
-  </w:style>
-  <w:style w:customStyle="1" w:styleId="VerbatimChar" w:type="character">
+  <w:style w:type="character" w:customStyle="1" w:styleId="LegendaChar">
+    <w:name w:val="Legenda Char"/>
+    <w:basedOn w:val="Fontepargpadro"/>
+    <w:link w:val="Legenda"/>
+  </w:style>
+  <w:style w:type="character" w:customStyle="1" w:styleId="VerbatimChar">
     <w:name w:val="Verbatim Char"/>
-    <w:basedOn w:val="BodyTextChar"/>
-    <w:rPr>
-      <w:rFonts w:ascii="Consolas" w:hAnsi="Consolas"/>
-      <w:sz w:val="22"/>
-    </w:rPr>
-  </w:style>
-  <w:style w:customStyle="1" w:styleId="SectionNumber" w:type="character">
+    <w:basedOn w:val="LegendaChar"/>
+    <w:link w:val="SourceCode"/>
+    <w:rPr>
+      <w:rFonts w:ascii="Consolas" w:hAnsi="Consolas"/>
+      <w:sz w:val="22"/>
+    </w:rPr>
+  </w:style>
+  <w:style w:type="character" w:customStyle="1" w:styleId="SectionNumber">
     <w:name w:val="Section Number"/>
-    <w:basedOn w:val="BodyTextChar"/>
-  </w:style>
-  <w:style w:styleId="FootnoteReference" w:type="character">
-    <w:name w:val="Footnote Reference"/>
-    <w:basedOn w:val="BodyTextChar"/>
+    <w:basedOn w:val="LegendaChar"/>
+  </w:style>
+  <w:style w:type="character" w:styleId="Refdenotaderodap">
+    <w:name w:val="footnote reference"/>
+    <w:basedOn w:val="LegendaChar"/>
     <w:rPr>
       <w:vertAlign w:val="superscript"/>
     </w:rPr>
   </w:style>
-  <w:style w:styleId="Hyperlink" w:type="character">
+  <w:style w:type="character" w:styleId="Hyperlink">
     <w:name w:val="Hyperlink"/>
-    <w:basedOn w:val="BodyTextChar"/>
-    <w:rPr>
-      <w:color w:themeColor="accent1" w:val="4F81BD"/>
-    </w:rPr>
-  </w:style>
-  <w:style w:styleId="TOCHeading" w:type="paragraph">
+    <w:basedOn w:val="LegendaChar"/>
+    <w:rPr>
+      <w:color w:val="156082" w:themeColor="accent1"/>
+    </w:rPr>
+  </w:style>
+  <w:style w:type="paragraph" w:styleId="CabealhodoSumrio">
     <w:name w:val="TOC Heading"/>
-    <w:basedOn w:val="Heading1"/>
-    <w:next w:val="BodyText"/>
+    <w:basedOn w:val="Ttulo1"/>
+    <w:next w:val="Corpodetexto"/>
     <w:uiPriority w:val="39"/>
     <w:unhideWhenUsed/>
     <w:qFormat/>
@@ -1254,246 +1522,305 @@
       <w:spacing w:before="240" w:line="259" w:lineRule="auto"/>
       <w:outlineLvl w:val="9"/>
     </w:pPr>
-    <w:rPr>
-      <w:rFonts w:asciiTheme="majorHAnsi" w:cstheme="majorBidi" w:eastAsiaTheme="majorEastAsia" w:hAnsiTheme="majorHAnsi"/>
-      <w:b w:val="0"/>
-      <w:bCs w:val="0"/>
-      <w:color w:themeColor="accent1" w:themeShade="BF" w:val="365F91"/>
-    </w:rPr>
   </w:style>
   <w:style w:type="paragraph" w:customStyle="1" w:styleId="SourceCode">
     <w:name w:val="Source Code"/>
     <w:basedOn w:val="Normal"/>
     <w:link w:val="VerbatimChar"/>
     <w:pPr>
-      <w:wordWrap w:val="off"/>
+      <w:wordWrap w:val="0"/>
     </w:pPr>
   </w:style>
   <w:style w:type="character" w:customStyle="1" w:styleId="KeywordTok">
     <w:name w:val="KeywordTok"/>
     <w:basedOn w:val="VerbatimChar"/>
     <w:rPr>
+      <w:rFonts w:ascii="Consolas" w:hAnsi="Consolas"/>
       <w:b/>
       <w:color w:val="007020"/>
+      <w:sz w:val="22"/>
     </w:rPr>
   </w:style>
   <w:style w:type="character" w:customStyle="1" w:styleId="DataTypeTok">
     <w:name w:val="DataTypeTok"/>
     <w:basedOn w:val="VerbatimChar"/>
     <w:rPr>
+      <w:rFonts w:ascii="Consolas" w:hAnsi="Consolas"/>
       <w:color w:val="902000"/>
+      <w:sz w:val="22"/>
     </w:rPr>
   </w:style>
   <w:style w:type="character" w:customStyle="1" w:styleId="DecValTok">
     <w:name w:val="DecValTok"/>
     <w:basedOn w:val="VerbatimChar"/>
     <w:rPr>
-      <w:color w:val="40a070"/>
+      <w:rFonts w:ascii="Consolas" w:hAnsi="Consolas"/>
+      <w:color w:val="40A070"/>
+      <w:sz w:val="22"/>
     </w:rPr>
   </w:style>
   <w:style w:type="character" w:customStyle="1" w:styleId="BaseNTok">
     <w:name w:val="BaseNTok"/>
     <w:basedOn w:val="VerbatimChar"/>
     <w:rPr>
-      <w:color w:val="40a070"/>
+      <w:rFonts w:ascii="Consolas" w:hAnsi="Consolas"/>
+      <w:color w:val="40A070"/>
+      <w:sz w:val="22"/>
     </w:rPr>
   </w:style>
   <w:style w:type="character" w:customStyle="1" w:styleId="FloatTok">
     <w:name w:val="FloatTok"/>
     <w:basedOn w:val="VerbatimChar"/>
     <w:rPr>
-      <w:color w:val="40a070"/>
+      <w:rFonts w:ascii="Consolas" w:hAnsi="Consolas"/>
+      <w:color w:val="40A070"/>
+      <w:sz w:val="22"/>
     </w:rPr>
   </w:style>
   <w:style w:type="character" w:customStyle="1" w:styleId="ConstantTok">
     <w:name w:val="ConstantTok"/>
     <w:basedOn w:val="VerbatimChar"/>
     <w:rPr>
+      <w:rFonts w:ascii="Consolas" w:hAnsi="Consolas"/>
       <w:color w:val="880000"/>
+      <w:sz w:val="22"/>
     </w:rPr>
   </w:style>
   <w:style w:type="character" w:customStyle="1" w:styleId="CharTok">
     <w:name w:val="CharTok"/>
     <w:basedOn w:val="VerbatimChar"/>
     <w:rPr>
-      <w:color w:val="4070a0"/>
+      <w:rFonts w:ascii="Consolas" w:hAnsi="Consolas"/>
+      <w:color w:val="4070A0"/>
+      <w:sz w:val="22"/>
     </w:rPr>
   </w:style>
   <w:style w:type="character" w:customStyle="1" w:styleId="SpecialCharTok">
     <w:name w:val="SpecialCharTok"/>
     <w:basedOn w:val="VerbatimChar"/>
     <w:rPr>
-      <w:color w:val="4070a0"/>
+      <w:rFonts w:ascii="Consolas" w:hAnsi="Consolas"/>
+      <w:color w:val="4070A0"/>
+      <w:sz w:val="22"/>
     </w:rPr>
   </w:style>
   <w:style w:type="character" w:customStyle="1" w:styleId="StringTok">
     <w:name w:val="StringTok"/>
     <w:basedOn w:val="VerbatimChar"/>
     <w:rPr>
-      <w:color w:val="4070a0"/>
+      <w:rFonts w:ascii="Consolas" w:hAnsi="Consolas"/>
+      <w:color w:val="4070A0"/>
+      <w:sz w:val="22"/>
     </w:rPr>
   </w:style>
   <w:style w:type="character" w:customStyle="1" w:styleId="VerbatimStringTok">
     <w:name w:val="VerbatimStringTok"/>
     <w:basedOn w:val="VerbatimChar"/>
     <w:rPr>
-      <w:color w:val="4070a0"/>
+      <w:rFonts w:ascii="Consolas" w:hAnsi="Consolas"/>
+      <w:color w:val="4070A0"/>
+      <w:sz w:val="22"/>
     </w:rPr>
   </w:style>
   <w:style w:type="character" w:customStyle="1" w:styleId="SpecialStringTok">
     <w:name w:val="SpecialStringTok"/>
     <w:basedOn w:val="VerbatimChar"/>
     <w:rPr>
-      <w:color w:val="bb6688"/>
+      <w:rFonts w:ascii="Consolas" w:hAnsi="Consolas"/>
+      <w:color w:val="BB6688"/>
+      <w:sz w:val="22"/>
     </w:rPr>
   </w:style>
   <w:style w:type="character" w:customStyle="1" w:styleId="ImportTok">
     <w:name w:val="ImportTok"/>
     <w:basedOn w:val="VerbatimChar"/>
     <w:rPr>
+      <w:rFonts w:ascii="Consolas" w:hAnsi="Consolas"/>
       <w:b/>
       <w:color w:val="008000"/>
+      <w:sz w:val="22"/>
     </w:rPr>
   </w:style>
   <w:style w:type="character" w:customStyle="1" w:styleId="CommentTok">
     <w:name w:val="CommentTok"/>
     <w:basedOn w:val="VerbatimChar"/>
     <w:rPr>
+      <w:rFonts w:ascii="Consolas" w:hAnsi="Consolas"/>
       <w:i/>
-      <w:color w:val="60a0b0"/>
+      <w:color w:val="60A0B0"/>
+      <w:sz w:val="22"/>
     </w:rPr>
   </w:style>
   <w:style w:type="character" w:customStyle="1" w:styleId="DocumentationTok">
     <w:name w:val="DocumentationTok"/>
     <w:basedOn w:val="VerbatimChar"/>
     <w:rPr>
+      <w:rFonts w:ascii="Consolas" w:hAnsi="Consolas"/>
       <w:i/>
-      <w:color w:val="ba2121"/>
+      <w:color w:val="BA2121"/>
+      <w:sz w:val="22"/>
     </w:rPr>
   </w:style>
   <w:style w:type="character" w:customStyle="1" w:styleId="AnnotationTok">
     <w:name w:val="AnnotationTok"/>
     <w:basedOn w:val="VerbatimChar"/>
     <w:rPr>
+      <w:rFonts w:ascii="Consolas" w:hAnsi="Consolas"/>
       <w:b/>
       <w:i/>
-      <w:color w:val="60a0b0"/>
+      <w:color w:val="60A0B0"/>
+      <w:sz w:val="22"/>
     </w:rPr>
   </w:style>
   <w:style w:type="character" w:customStyle="1" w:styleId="CommentVarTok">
     <w:name w:val="CommentVarTok"/>
     <w:basedOn w:val="VerbatimChar"/>
     <w:rPr>
+      <w:rFonts w:ascii="Consolas" w:hAnsi="Consolas"/>
       <w:b/>
       <w:i/>
-      <w:color w:val="60a0b0"/>
+      <w:color w:val="60A0B0"/>
+      <w:sz w:val="22"/>
     </w:rPr>
   </w:style>
   <w:style w:type="character" w:customStyle="1" w:styleId="OtherTok">
     <w:name w:val="OtherTok"/>
     <w:basedOn w:val="VerbatimChar"/>
     <w:rPr>
+      <w:rFonts w:ascii="Consolas" w:hAnsi="Consolas"/>
       <w:color w:val="007020"/>
+      <w:sz w:val="22"/>
     </w:rPr>
   </w:style>
   <w:style w:type="character" w:customStyle="1" w:styleId="FunctionTok">
     <w:name w:val="FunctionTok"/>
     <w:basedOn w:val="VerbatimChar"/>
     <w:rPr>
-      <w:color w:val="06287e"/>
+      <w:rFonts w:ascii="Consolas" w:hAnsi="Consolas"/>
+      <w:color w:val="06287E"/>
+      <w:sz w:val="22"/>
     </w:rPr>
   </w:style>
   <w:style w:type="character" w:customStyle="1" w:styleId="VariableTok">
     <w:name w:val="VariableTok"/>
     <w:basedOn w:val="VerbatimChar"/>
     <w:rPr>
-      <w:color w:val="19177c"/>
+      <w:rFonts w:ascii="Consolas" w:hAnsi="Consolas"/>
+      <w:color w:val="19177C"/>
+      <w:sz w:val="22"/>
     </w:rPr>
   </w:style>
   <w:style w:type="character" w:customStyle="1" w:styleId="ControlFlowTok">
     <w:name w:val="ControlFlowTok"/>
     <w:basedOn w:val="VerbatimChar"/>
     <w:rPr>
+      <w:rFonts w:ascii="Consolas" w:hAnsi="Consolas"/>
       <w:b/>
       <w:color w:val="007020"/>
+      <w:sz w:val="22"/>
     </w:rPr>
   </w:style>
   <w:style w:type="character" w:customStyle="1" w:styleId="OperatorTok">
     <w:name w:val="OperatorTok"/>
     <w:basedOn w:val="VerbatimChar"/>
     <w:rPr>
+      <w:rFonts w:ascii="Consolas" w:hAnsi="Consolas"/>
       <w:color w:val="666666"/>
+      <w:sz w:val="22"/>
     </w:rPr>
   </w:style>
   <w:style w:type="character" w:customStyle="1" w:styleId="BuiltInTok">
     <w:name w:val="BuiltInTok"/>
     <w:basedOn w:val="VerbatimChar"/>
     <w:rPr>
+      <w:rFonts w:ascii="Consolas" w:hAnsi="Consolas"/>
       <w:color w:val="008000"/>
+      <w:sz w:val="22"/>
     </w:rPr>
   </w:style>
   <w:style w:type="character" w:customStyle="1" w:styleId="ExtensionTok">
     <w:name w:val="ExtensionTok"/>
     <w:basedOn w:val="VerbatimChar"/>
-    <w:rPr/>
+    <w:rPr>
+      <w:rFonts w:ascii="Consolas" w:hAnsi="Consolas"/>
+      <w:sz w:val="22"/>
+    </w:rPr>
   </w:style>
   <w:style w:type="character" w:customStyle="1" w:styleId="PreprocessorTok">
     <w:name w:val="PreprocessorTok"/>
     <w:basedOn w:val="VerbatimChar"/>
     <w:rPr>
-      <w:color w:val="bc7a00"/>
+      <w:rFonts w:ascii="Consolas" w:hAnsi="Consolas"/>
+      <w:color w:val="BC7A00"/>
+      <w:sz w:val="22"/>
     </w:rPr>
   </w:style>
   <w:style w:type="character" w:customStyle="1" w:styleId="AttributeTok">
     <w:name w:val="AttributeTok"/>
     <w:basedOn w:val="VerbatimChar"/>
     <w:rPr>
-      <w:color w:val="7d9029"/>
+      <w:rFonts w:ascii="Consolas" w:hAnsi="Consolas"/>
+      <w:color w:val="7D9029"/>
+      <w:sz w:val="22"/>
     </w:rPr>
   </w:style>
   <w:style w:type="character" w:customStyle="1" w:styleId="RegionMarkerTok">
     <w:name w:val="RegionMarkerTok"/>
     <w:basedOn w:val="VerbatimChar"/>
-    <w:rPr/>
+    <w:rPr>
+      <w:rFonts w:ascii="Consolas" w:hAnsi="Consolas"/>
+      <w:sz w:val="22"/>
+    </w:rPr>
   </w:style>
   <w:style w:type="character" w:customStyle="1" w:styleId="InformationTok">
     <w:name w:val="InformationTok"/>
     <w:basedOn w:val="VerbatimChar"/>
     <w:rPr>
+      <w:rFonts w:ascii="Consolas" w:hAnsi="Consolas"/>
       <w:b/>
       <w:i/>
-      <w:color w:val="60a0b0"/>
+      <w:color w:val="60A0B0"/>
+      <w:sz w:val="22"/>
     </w:rPr>
   </w:style>
   <w:style w:type="character" w:customStyle="1" w:styleId="WarningTok">
     <w:name w:val="WarningTok"/>
     <w:basedOn w:val="VerbatimChar"/>
     <w:rPr>
+      <w:rFonts w:ascii="Consolas" w:hAnsi="Consolas"/>
       <w:b/>
       <w:i/>
-      <w:color w:val="60a0b0"/>
+      <w:color w:val="60A0B0"/>
+      <w:sz w:val="22"/>
     </w:rPr>
   </w:style>
   <w:style w:type="character" w:customStyle="1" w:styleId="AlertTok">
     <w:name w:val="AlertTok"/>
     <w:basedOn w:val="VerbatimChar"/>
     <w:rPr>
+      <w:rFonts w:ascii="Consolas" w:hAnsi="Consolas"/>
       <w:b/>
-      <w:color w:val="ff0000"/>
+      <w:color w:val="FF0000"/>
+      <w:sz w:val="22"/>
     </w:rPr>
   </w:style>
   <w:style w:type="character" w:customStyle="1" w:styleId="ErrorTok">
     <w:name w:val="ErrorTok"/>
     <w:basedOn w:val="VerbatimChar"/>
     <w:rPr>
+      <w:rFonts w:ascii="Consolas" w:hAnsi="Consolas"/>
       <w:b/>
-      <w:color w:val="ff0000"/>
+      <w:color w:val="FF0000"/>
+      <w:sz w:val="22"/>
     </w:rPr>
   </w:style>
   <w:style w:type="character" w:customStyle="1" w:styleId="NormalTok">
     <w:name w:val="NormalTok"/>
     <w:basedOn w:val="VerbatimChar"/>
-    <w:rPr/>
+    <w:rPr>
+      <w:rFonts w:ascii="Consolas" w:hAnsi="Consolas"/>
+      <w:sz w:val="22"/>
+    </w:rPr>
   </w:style>
 </w:styles>
 </file>

--- a/modelo.docx
+++ b/modelo.docx
@@ -36,26 +36,39 @@
         <w:t xml:space="preserve"> Social: </w:t>
       </w:r>
       <w:r>
+        <w:rPr>
+          <w:b/>
+        </w:rPr>
         <w:t>{</w:t>
       </w:r>
       <w:proofErr w:type="gramStart"/>
       <w:r>
+        <w:rPr>
+          <w:b/>
+        </w:rPr>
         <w:t xml:space="preserve">{ </w:t>
       </w:r>
       <w:proofErr w:type="spellStart"/>
       <w:r>
+        <w:rPr>
+          <w:b/>
+        </w:rPr>
         <w:t>razao</w:t>
       </w:r>
       <w:proofErr w:type="gramEnd"/>
       <w:r>
+        <w:rPr>
+          <w:b/>
+        </w:rPr>
         <w:t>_social</w:t>
       </w:r>
       <w:proofErr w:type="spellEnd"/>
       <w:r>
+        <w:rPr>
+          <w:b/>
+        </w:rPr>
         <w:t xml:space="preserve"> }}</w:t>
       </w:r>
-      <w:bookmarkStart w:id="1" w:name="_GoBack"/>
-      <w:bookmarkEnd w:id="1"/>
       <w:r>
         <w:br/>
         <w:t xml:space="preserve">Nome Fantasia: </w:t>
@@ -74,13 +87,34 @@
       <w:r>
         <w:rPr>
           <w:b/>
-          <w:bCs/>
-        </w:rPr>
-        <w:t>{{CNPJ}}</w:t>
+        </w:rPr>
+        <w:t xml:space="preserve">{{ </w:t>
+      </w:r>
+      <w:proofErr w:type="spellStart"/>
+      <w:r>
+        <w:rPr>
+          <w:b/>
+        </w:rPr>
+        <w:t>cnpj</w:t>
+      </w:r>
+      <w:proofErr w:type="spellEnd"/>
+      <w:r>
+        <w:rPr>
+          <w:b/>
+        </w:rPr>
+        <w:t xml:space="preserve"> }}</w:t>
       </w:r>
       <w:r>
         <w:br/>
-        <w:t xml:space="preserve">Data de Abertura: </w:t>
+        <w:t xml:space="preserve">Data de </w:t>
+      </w:r>
+      <w:proofErr w:type="spellStart"/>
+      <w:r>
+        <w:t>Abertura</w:t>
+      </w:r>
+      <w:proofErr w:type="spellEnd"/>
+      <w:r>
+        <w:t xml:space="preserve">: </w:t>
       </w:r>
       <w:r>
         <w:rPr>
@@ -105,31 +139,67 @@
       <w:pPr>
         <w:pStyle w:val="Corpodetexto"/>
       </w:pPr>
-      <w:r>
-        <w:t xml:space="preserve">Endereço: </w:t>
+      <w:proofErr w:type="spellStart"/>
+      <w:r>
+        <w:t>Endereço</w:t>
+      </w:r>
+      <w:proofErr w:type="spellEnd"/>
+      <w:r>
+        <w:t>:</w:t>
+      </w:r>
+      <w:r>
+        <w:t xml:space="preserve"> </w:t>
+      </w:r>
+      <w:bookmarkStart w:id="1" w:name="_GoBack"/>
+      <w:r>
+        <w:rPr>
+          <w:b/>
+        </w:rPr>
+        <w:t>{</w:t>
+      </w:r>
+      <w:proofErr w:type="gramStart"/>
+      <w:r>
+        <w:rPr>
+          <w:b/>
+        </w:rPr>
+        <w:t xml:space="preserve">{ </w:t>
+      </w:r>
+      <w:proofErr w:type="spellStart"/>
+      <w:r>
+        <w:rPr>
+          <w:b/>
+        </w:rPr>
+        <w:t>logradouro</w:t>
+      </w:r>
+      <w:proofErr w:type="spellEnd"/>
+      <w:proofErr w:type="gramEnd"/>
+      <w:r>
+        <w:rPr>
+          <w:b/>
+        </w:rPr>
+        <w:t xml:space="preserve"> }}</w:t>
+      </w:r>
+      <w:bookmarkEnd w:id="1"/>
+      <w:r>
+        <w:t xml:space="preserve">, nº </w:t>
       </w:r>
       <w:r>
         <w:rPr>
           <w:b/>
           <w:bCs/>
         </w:rPr>
-        <w:t>{{LOGRADOURO}}</w:t>
-      </w:r>
-      <w:r>
-        <w:t xml:space="preserve">, nº </w:t>
-      </w:r>
-      <w:r>
-        <w:rPr>
-          <w:b/>
-          <w:bCs/>
-        </w:rPr>
         <w:t>{{NUMERO}}</w:t>
       </w:r>
       <w:r>
         <w:br/>
       </w:r>
-      <w:r>
-        <w:t xml:space="preserve">Complemento: </w:t>
+      <w:proofErr w:type="spellStart"/>
+      <w:r>
+        <w:t>Complemento</w:t>
+      </w:r>
+      <w:proofErr w:type="spellEnd"/>
+      <w:r>
+        <w:t xml:space="preserve">: </w:t>
       </w:r>
       <w:r>
         <w:rPr>
@@ -231,10 +301,7 @@
         <w:pStyle w:val="FirstParagraph"/>
       </w:pPr>
       <w:r>
-        <w:t>O presente contrato tem por objeto a prestação de serviços confo</w:t>
-      </w:r>
-      <w:r>
-        <w:t>rme acordado entre as partes, observadas as condições estabelecidas neste instrumento.</w:t>
+        <w:t>O presente contrato tem por objeto a prestação de serviços conforme acordado entre as partes, observadas as condições estabelecidas neste instrumento.</w:t>
       </w:r>
     </w:p>
     <w:p>
@@ -290,10 +357,7 @@
         <w:pStyle w:val="FirstParagraph"/>
       </w:pPr>
       <w:r>
-        <w:t>Pelos serviços prestad</w:t>
-      </w:r>
-      <w:r>
-        <w:t xml:space="preserve">os, o CONTRATANTE pagará à CONTRATADA o valor de </w:t>
+        <w:t xml:space="preserve">Pelos serviços prestados, o CONTRATANTE pagará à CONTRATADA o valor de </w:t>
       </w:r>
       <w:r>
         <w:rPr>
@@ -330,10 +394,7 @@
       </w:pPr>
       <w:r>
         <w:lastRenderedPageBreak/>
-        <w:t>A CONTRATA</w:t>
-      </w:r>
-      <w:r>
-        <w:t>DA compromete-se a executar os serviços com zelo, qualidade e observância das normas aplicáveis.</w:t>
+        <w:t>A CONTRATADA compromete-se a executar os serviços com zelo, qualidade e observância das normas aplicáveis.</w:t>
       </w:r>
     </w:p>
     <w:p>
@@ -369,10 +430,7 @@
         <w:pStyle w:val="Corpodetexto"/>
       </w:pPr>
       <w:r>
-        <w:t>E, por estarem d</w:t>
-      </w:r>
-      <w:r>
-        <w:t>e acordo, firmam o presente instrumento.</w:t>
+        <w:t>E, por estarem de acordo, firmam o presente instrumento.</w:t>
       </w:r>
     </w:p>
     <w:p>
@@ -690,6 +748,13 @@
     <w:lsdException w:name="Medium Shading 2"/>
     <w:lsdException w:name="Medium List 1"/>
     <w:lsdException w:name="Medium List 2"/>
+    <w:lsdException w:name="Medium Grid 1"/>
+    <w:lsdException w:name="Medium Grid 2"/>
+    <w:lsdException w:name="Medium Grid 3"/>
+    <w:lsdException w:name="Dark List"/>
+    <w:lsdException w:name="Colorful Shading"/>
+    <w:lsdException w:name="Colorful List"/>
+    <w:lsdException w:name="Colorful Grid"/>
     <w:lsdException w:name="Light Shading Accent 1"/>
     <w:lsdException w:name="Light List Accent 1"/>
     <w:lsdException w:name="Light Grid Accent 1"/>

--- a/modelo.docx
+++ b/modelo.docx
@@ -39,28 +39,14 @@
         <w:rPr>
           <w:b/>
         </w:rPr>
-        <w:t>{</w:t>
-      </w:r>
-      <w:proofErr w:type="gramStart"/>
-      <w:r>
-        <w:rPr>
-          <w:b/>
-        </w:rPr>
-        <w:t xml:space="preserve">{ </w:t>
+        <w:t xml:space="preserve">{{ </w:t>
       </w:r>
       <w:proofErr w:type="spellStart"/>
       <w:r>
         <w:rPr>
           <w:b/>
         </w:rPr>
-        <w:t>razao</w:t>
-      </w:r>
-      <w:proofErr w:type="gramEnd"/>
-      <w:r>
-        <w:rPr>
-          <w:b/>
-        </w:rPr>
-        <w:t>_social</w:t>
+        <w:t>razao_social</w:t>
       </w:r>
       <w:proofErr w:type="spellEnd"/>
       <w:r>
@@ -78,7 +64,37 @@
           <w:b/>
           <w:bCs/>
         </w:rPr>
-        <w:t>{{NOME_FANTASIA}}</w:t>
+        <w:t>{{</w:t>
+      </w:r>
+      <w:r>
+        <w:rPr>
+          <w:b/>
+          <w:bCs/>
+        </w:rPr>
+        <w:t xml:space="preserve"> </w:t>
+      </w:r>
+      <w:proofErr w:type="spellStart"/>
+      <w:r>
+        <w:rPr>
+          <w:b/>
+          <w:bCs/>
+        </w:rPr>
+        <w:t>nome_fantasia</w:t>
+      </w:r>
+      <w:proofErr w:type="spellEnd"/>
+      <w:r>
+        <w:rPr>
+          <w:b/>
+          <w:bCs/>
+        </w:rPr>
+        <w:t xml:space="preserve"> </w:t>
+      </w:r>
+      <w:r>
+        <w:rPr>
+          <w:b/>
+          <w:bCs/>
+        </w:rPr>
+        <w:t>}}</w:t>
       </w:r>
       <w:r>
         <w:br/>
@@ -121,18 +137,85 @@
           <w:b/>
           <w:bCs/>
         </w:rPr>
-        <w:t>{{DATA_ABERTURA}}</w:t>
+        <w:t>{{</w:t>
+      </w:r>
+      <w:r>
+        <w:rPr>
+          <w:b/>
+          <w:bCs/>
+        </w:rPr>
+        <w:t xml:space="preserve"> </w:t>
+      </w:r>
+      <w:proofErr w:type="spellStart"/>
+      <w:r>
+        <w:rPr>
+          <w:b/>
+          <w:bCs/>
+        </w:rPr>
+        <w:t>data_abertura</w:t>
+      </w:r>
+      <w:proofErr w:type="spellEnd"/>
+      <w:r>
+        <w:rPr>
+          <w:b/>
+          <w:bCs/>
+        </w:rPr>
+        <w:t xml:space="preserve"> </w:t>
+      </w:r>
+      <w:r>
+        <w:rPr>
+          <w:b/>
+          <w:bCs/>
+        </w:rPr>
+        <w:t>}}</w:t>
       </w:r>
       <w:r>
         <w:br/>
-        <w:t xml:space="preserve">Situação Cadastral: </w:t>
-      </w:r>
-      <w:r>
-        <w:rPr>
-          <w:b/>
-          <w:bCs/>
-        </w:rPr>
-        <w:t>{{SITUACAO_CADASTRAL}}</w:t>
+      </w:r>
+      <w:proofErr w:type="spellStart"/>
+      <w:r>
+        <w:t>Situação</w:t>
+      </w:r>
+      <w:proofErr w:type="spellEnd"/>
+      <w:r>
+        <w:t xml:space="preserve"> Cadastral: </w:t>
+      </w:r>
+      <w:r>
+        <w:rPr>
+          <w:b/>
+          <w:bCs/>
+        </w:rPr>
+        <w:t>{{</w:t>
+      </w:r>
+      <w:r>
+        <w:rPr>
+          <w:b/>
+          <w:bCs/>
+        </w:rPr>
+        <w:t xml:space="preserve"> </w:t>
+      </w:r>
+      <w:proofErr w:type="spellStart"/>
+      <w:r>
+        <w:rPr>
+          <w:b/>
+          <w:bCs/>
+        </w:rPr>
+        <w:t>situacao_cadastral</w:t>
+      </w:r>
+      <w:proofErr w:type="spellEnd"/>
+      <w:r>
+        <w:rPr>
+          <w:b/>
+          <w:bCs/>
+        </w:rPr>
+        <w:t xml:space="preserve"> </w:t>
+      </w:r>
+      <w:r>
+        <w:rPr>
+          <w:b/>
+          <w:bCs/>
+        </w:rPr>
+        <w:t>}}</w:t>
       </w:r>
     </w:p>
     <w:p>
@@ -150,19 +233,11 @@
       <w:r>
         <w:t xml:space="preserve"> </w:t>
       </w:r>
-      <w:bookmarkStart w:id="1" w:name="_GoBack"/>
-      <w:r>
-        <w:rPr>
-          <w:b/>
-        </w:rPr>
-        <w:t>{</w:t>
-      </w:r>
-      <w:proofErr w:type="gramStart"/>
-      <w:r>
-        <w:rPr>
-          <w:b/>
-        </w:rPr>
-        <w:t xml:space="preserve">{ </w:t>
+      <w:r>
+        <w:rPr>
+          <w:b/>
+        </w:rPr>
+        <w:t xml:space="preserve">{{ </w:t>
       </w:r>
       <w:proofErr w:type="spellStart"/>
       <w:r>
@@ -172,14 +247,12 @@
         <w:t>logradouro</w:t>
       </w:r>
       <w:proofErr w:type="spellEnd"/>
-      <w:proofErr w:type="gramEnd"/>
       <w:r>
         <w:rPr>
           <w:b/>
         </w:rPr>
         <w:t xml:space="preserve"> }}</w:t>
       </w:r>
-      <w:bookmarkEnd w:id="1"/>
       <w:r>
         <w:t xml:space="preserve">, nº </w:t>
       </w:r>
@@ -188,7 +261,37 @@
           <w:b/>
           <w:bCs/>
         </w:rPr>
-        <w:t>{{NUMERO}}</w:t>
+        <w:t>{{</w:t>
+      </w:r>
+      <w:r>
+        <w:rPr>
+          <w:b/>
+          <w:bCs/>
+        </w:rPr>
+        <w:t xml:space="preserve"> </w:t>
+      </w:r>
+      <w:proofErr w:type="spellStart"/>
+      <w:r>
+        <w:rPr>
+          <w:b/>
+          <w:bCs/>
+        </w:rPr>
+        <w:t>numero</w:t>
+      </w:r>
+      <w:proofErr w:type="spellEnd"/>
+      <w:r>
+        <w:rPr>
+          <w:b/>
+          <w:bCs/>
+        </w:rPr>
+        <w:t xml:space="preserve"> </w:t>
+      </w:r>
+      <w:r>
+        <w:rPr>
+          <w:b/>
+          <w:bCs/>
+        </w:rPr>
+        <w:t>}}</w:t>
       </w:r>
       <w:r>
         <w:br/>
@@ -206,29 +309,133 @@
           <w:b/>
           <w:bCs/>
         </w:rPr>
-        <w:t>{{COMPLEMENTO}}</w:t>
+        <w:t>{{</w:t>
+      </w:r>
+      <w:r>
+        <w:rPr>
+          <w:b/>
+          <w:bCs/>
+        </w:rPr>
+        <w:t xml:space="preserve"> </w:t>
+      </w:r>
+      <w:proofErr w:type="spellStart"/>
+      <w:r>
+        <w:rPr>
+          <w:b/>
+          <w:bCs/>
+        </w:rPr>
+        <w:t>complemento</w:t>
+      </w:r>
+      <w:proofErr w:type="spellEnd"/>
+      <w:r>
+        <w:rPr>
+          <w:b/>
+          <w:bCs/>
+        </w:rPr>
+        <w:t xml:space="preserve"> </w:t>
+      </w:r>
+      <w:r>
+        <w:rPr>
+          <w:b/>
+          <w:bCs/>
+        </w:rPr>
+        <w:t>}}</w:t>
       </w:r>
       <w:r>
         <w:br/>
-        <w:t xml:space="preserve">Bairro: </w:t>
-      </w:r>
-      <w:r>
-        <w:rPr>
-          <w:b/>
-          <w:bCs/>
-        </w:rPr>
-        <w:t>{{BAIRRO}}</w:t>
+      </w:r>
+      <w:proofErr w:type="spellStart"/>
+      <w:r>
+        <w:t>Bairro</w:t>
+      </w:r>
+      <w:proofErr w:type="spellEnd"/>
+      <w:r>
+        <w:t xml:space="preserve">: </w:t>
+      </w:r>
+      <w:r>
+        <w:rPr>
+          <w:b/>
+          <w:bCs/>
+        </w:rPr>
+        <w:t>{{</w:t>
+      </w:r>
+      <w:r>
+        <w:rPr>
+          <w:b/>
+          <w:bCs/>
+        </w:rPr>
+        <w:t xml:space="preserve"> </w:t>
+      </w:r>
+      <w:proofErr w:type="spellStart"/>
+      <w:r>
+        <w:rPr>
+          <w:b/>
+          <w:bCs/>
+        </w:rPr>
+        <w:t>bairro</w:t>
+      </w:r>
+      <w:proofErr w:type="spellEnd"/>
+      <w:r>
+        <w:rPr>
+          <w:b/>
+          <w:bCs/>
+        </w:rPr>
+        <w:t xml:space="preserve"> </w:t>
+      </w:r>
+      <w:r>
+        <w:rPr>
+          <w:b/>
+          <w:bCs/>
+        </w:rPr>
+        <w:t>}}</w:t>
       </w:r>
       <w:r>
         <w:br/>
-        <w:t xml:space="preserve">Cidade: </w:t>
-      </w:r>
-      <w:r>
-        <w:rPr>
-          <w:b/>
-          <w:bCs/>
-        </w:rPr>
-        <w:t>{{MUNICIPIO}}</w:t>
+      </w:r>
+      <w:proofErr w:type="spellStart"/>
+      <w:r>
+        <w:t>Cidade</w:t>
+      </w:r>
+      <w:proofErr w:type="spellEnd"/>
+      <w:r>
+        <w:t xml:space="preserve">: </w:t>
+      </w:r>
+      <w:r>
+        <w:rPr>
+          <w:b/>
+          <w:bCs/>
+        </w:rPr>
+        <w:t>{{</w:t>
+      </w:r>
+      <w:r>
+        <w:rPr>
+          <w:b/>
+          <w:bCs/>
+        </w:rPr>
+        <w:t xml:space="preserve"> </w:t>
+      </w:r>
+      <w:proofErr w:type="spellStart"/>
+      <w:r>
+        <w:rPr>
+          <w:b/>
+          <w:bCs/>
+        </w:rPr>
+        <w:t>municipio</w:t>
+      </w:r>
+      <w:proofErr w:type="spellEnd"/>
+      <w:r>
+        <w:rPr>
+          <w:b/>
+          <w:bCs/>
+        </w:rPr>
+        <w:t xml:space="preserve"> </w:t>
+      </w:r>
+      <w:r>
+        <w:rPr>
+          <w:b/>
+          <w:bCs/>
+        </w:rPr>
+        <w:t>}}</w:t>
       </w:r>
       <w:r>
         <w:br/>
@@ -239,7 +446,37 @@
           <w:b/>
           <w:bCs/>
         </w:rPr>
-        <w:t>{{UF}}</w:t>
+        <w:t>{{</w:t>
+      </w:r>
+      <w:r>
+        <w:rPr>
+          <w:b/>
+          <w:bCs/>
+        </w:rPr>
+        <w:t xml:space="preserve"> </w:t>
+      </w:r>
+      <w:proofErr w:type="spellStart"/>
+      <w:r>
+        <w:rPr>
+          <w:b/>
+          <w:bCs/>
+        </w:rPr>
+        <w:t>uf</w:t>
+      </w:r>
+      <w:proofErr w:type="spellEnd"/>
+      <w:r>
+        <w:rPr>
+          <w:b/>
+          <w:bCs/>
+        </w:rPr>
+        <w:t xml:space="preserve"> </w:t>
+      </w:r>
+      <w:r>
+        <w:rPr>
+          <w:b/>
+          <w:bCs/>
+        </w:rPr>
+        <w:t>}}</w:t>
       </w:r>
       <w:r>
         <w:br/>
@@ -250,7 +487,30 @@
           <w:b/>
           <w:bCs/>
         </w:rPr>
-        <w:t>{{CEP}}</w:t>
+        <w:t>{{</w:t>
+      </w:r>
+      <w:r>
+        <w:rPr>
+          <w:b/>
+          <w:bCs/>
+        </w:rPr>
+        <w:t xml:space="preserve"> cep</w:t>
+      </w:r>
+      <w:bookmarkStart w:id="1" w:name="_GoBack"/>
+      <w:bookmarkEnd w:id="1"/>
+      <w:r>
+        <w:rPr>
+          <w:b/>
+          <w:bCs/>
+        </w:rPr>
+        <w:t xml:space="preserve"> </w:t>
+      </w:r>
+      <w:r>
+        <w:rPr>
+          <w:b/>
+          <w:bCs/>
+        </w:rPr>
+        <w:t>}}</w:t>
       </w:r>
     </w:p>
     <w:p>

--- a/modelo.docx
+++ b/modelo.docx
@@ -137,6 +137,40 @@
           <w:b/>
           <w:bCs/>
         </w:rPr>
+        <w:t xml:space="preserve">{{ </w:t>
+      </w:r>
+      <w:proofErr w:type="spellStart"/>
+      <w:r>
+        <w:rPr>
+          <w:b/>
+          <w:bCs/>
+        </w:rPr>
+        <w:t>data_inicio_atividade</w:t>
+      </w:r>
+      <w:proofErr w:type="spellEnd"/>
+      <w:r>
+        <w:rPr>
+          <w:b/>
+          <w:bCs/>
+        </w:rPr>
+        <w:t xml:space="preserve"> }}</w:t>
+      </w:r>
+      <w:r>
+        <w:br/>
+      </w:r>
+      <w:proofErr w:type="spellStart"/>
+      <w:r>
+        <w:t>Situação</w:t>
+      </w:r>
+      <w:proofErr w:type="spellEnd"/>
+      <w:r>
+        <w:t xml:space="preserve"> Cadastral: </w:t>
+      </w:r>
+      <w:r>
+        <w:rPr>
+          <w:b/>
+          <w:bCs/>
+        </w:rPr>
         <w:t>{{</w:t>
       </w:r>
       <w:r>
@@ -146,63 +180,15 @@
         </w:rPr>
         <w:t xml:space="preserve"> </w:t>
       </w:r>
-      <w:proofErr w:type="spellStart"/>
-      <w:r>
-        <w:rPr>
-          <w:b/>
-          <w:bCs/>
-        </w:rPr>
-        <w:t>data_abertura</w:t>
-      </w:r>
-      <w:proofErr w:type="spellEnd"/>
-      <w:r>
-        <w:rPr>
-          <w:b/>
-          <w:bCs/>
-        </w:rPr>
-        <w:t xml:space="preserve"> </w:t>
-      </w:r>
-      <w:r>
-        <w:rPr>
-          <w:b/>
-          <w:bCs/>
-        </w:rPr>
-        <w:t>}}</w:t>
-      </w:r>
-      <w:r>
-        <w:br/>
-      </w:r>
-      <w:proofErr w:type="spellStart"/>
-      <w:r>
-        <w:t>Situação</w:t>
-      </w:r>
-      <w:proofErr w:type="spellEnd"/>
-      <w:r>
-        <w:t xml:space="preserve"> Cadastral: </w:t>
-      </w:r>
-      <w:r>
-        <w:rPr>
-          <w:b/>
-          <w:bCs/>
-        </w:rPr>
-        <w:t>{{</w:t>
-      </w:r>
-      <w:r>
-        <w:rPr>
-          <w:b/>
-          <w:bCs/>
-        </w:rPr>
-        <w:t xml:space="preserve"> </w:t>
-      </w:r>
-      <w:proofErr w:type="spellStart"/>
-      <w:r>
-        <w:rPr>
-          <w:b/>
-          <w:bCs/>
-        </w:rPr>
-        <w:t>situacao_cadastral</w:t>
-      </w:r>
-      <w:proofErr w:type="spellEnd"/>
+      <w:r>
+        <w:rPr>
+          <w:b/>
+          <w:bCs/>
+        </w:rPr>
+        <w:t>descricao_situacao_cadastral</w:t>
+      </w:r>
+      <w:bookmarkStart w:id="1" w:name="_GoBack"/>
+      <w:bookmarkEnd w:id="1"/>
       <w:r>
         <w:rPr>
           <w:b/>
@@ -494,16 +480,7 @@
           <w:b/>
           <w:bCs/>
         </w:rPr>
-        <w:t xml:space="preserve"> cep</w:t>
-      </w:r>
-      <w:bookmarkStart w:id="1" w:name="_GoBack"/>
-      <w:bookmarkEnd w:id="1"/>
-      <w:r>
-        <w:rPr>
-          <w:b/>
-          <w:bCs/>
-        </w:rPr>
-        <w:t xml:space="preserve"> </w:t>
+        <w:t xml:space="preserve"> cep </w:t>
       </w:r>
       <w:r>
         <w:rPr>
